--- a/testakten/nis2-cybersecurity-lahnwerke-slack-airtags-it-sicherheit/02-zeitstrahl-und-fristen.docx
+++ b/testakten/nis2-cybersecurity-lahnwerke-slack-airtags-it-sicherheit/02-zeitstrahl-und-fristen.docx
@@ -2,65 +2,2765 @@
 <file path=word/document.xml><?xml version="1.0" encoding="utf-8"?>
 <w:document xmlns:wpc="http://schemas.microsoft.com/office/word/2010/wordprocessingCanvas" xmlns:mo="http://schemas.microsoft.com/office/mac/office/2008/main" xmlns:mc="http://schemas.openxmlformats.org/markup-compatibility/2006" xmlns:mv="urn:schemas-microsoft-com:mac:vml" xmlns:o="urn:schemas-microsoft-com:office:office" xmlns:r="http://schemas.openxmlformats.org/officeDocument/2006/relationships" xmlns:m="http://schemas.openxmlformats.org/officeDocument/2006/math" xmlns:v="urn:schemas-microsoft-com:vml" xmlns:wp14="http://schemas.microsoft.com/office/word/2010/wordprocessingDrawing" xmlns:wp="http://schemas.openxmlformats.org/drawingml/2006/wordprocessingDrawing" xmlns:w10="urn:schemas-microsoft-com:office:word" xmlns:w="http://schemas.openxmlformats.org/wordprocessingml/2006/main" xmlns:w14="http://schemas.microsoft.com/office/word/2010/wordml" xmlns:wpg="http://schemas.microsoft.com/office/word/2010/wordprocessingGroup" xmlns:wpi="http://schemas.microsoft.com/office/word/2010/wordprocessingInk" xmlns:wne="http://schemas.microsoft.com/office/word/2006/wordml" xmlns:wps="http://schemas.microsoft.com/office/word/2010/wordprocessingShape" mc:Ignorable="w14 wp14">
   <w:body>
+    <w:tbl>
+      <w:tblPr>
+        <w:tblW w:type="auto" w:w="0"/>
+        <w:tblLayout w:type="fixed"/>
+        <w:tblLook w:firstColumn="1" w:firstRow="1" w:lastColumn="0" w:lastRow="0" w:noHBand="0" w:noVBand="1" w:val="04A0"/>
+      </w:tblPr>
+      <w:tblGrid>
+        <w:gridCol w:w="6520"/>
+        <w:gridCol w:w="2948"/>
+      </w:tblGrid>
+      <w:tr>
+        <w:tc>
+          <w:tcPr>
+            <w:tcW w:type="dxa" w:w="4790"/>
+            <w:tcMar>
+              <w:top w:w="0" w:type="dxa"/>
+              <w:start w:w="0" w:type="dxa"/>
+              <w:bottom w:w="80" w:type="dxa"/>
+              <w:end w:w="80" w:type="dxa"/>
+            </w:tcMar>
+          </w:tcPr>
+          <w:p>
+            <w:pPr>
+              <w:spacing w:after="20"/>
+            </w:pPr>
+            <w:r>
+              <w:rPr>
+                <w:b/>
+                <w:color w:val="17324D"/>
+                <w:sz w:val="24"/>
+              </w:rPr>
+              <w:t>BRENNECKE · WENSTEDT RECHTSANWÄLTE</w:t>
+            </w:r>
+          </w:p>
+          <w:p>
+            <w:pPr>
+              <w:spacing w:after="0"/>
+            </w:pPr>
+            <w:r>
+              <w:rPr>
+                <w:color w:val="59636B"/>
+                <w:sz w:val="16"/>
+              </w:rPr>
+              <w:t>Kaiserswerther Straße 183 · 40474 Düsseldorf · Telefon 0211 879 14 0 · cyber@bw-recht.de</w:t>
+            </w:r>
+          </w:p>
+          <w:p>
+            <w:pPr>
+              <w:spacing w:after="0"/>
+            </w:pPr>
+            <w:r>
+              <w:rPr>
+                <w:color w:val="59636B"/>
+                <w:sz w:val="16"/>
+              </w:rPr>
+              <w:t>Partnerschaftsregister AG Essen PR 5207 · Berufshaftpflicht Rheinland Versicherung AG</w:t>
+            </w:r>
+          </w:p>
+        </w:tc>
+        <w:tc>
+          <w:tcPr>
+            <w:tcW w:type="dxa" w:w="4790"/>
+            <w:tcMar>
+              <w:top w:w="0" w:type="dxa"/>
+              <w:start w:w="80" w:type="dxa"/>
+              <w:bottom w:w="80" w:type="dxa"/>
+              <w:end w:w="0" w:type="dxa"/>
+            </w:tcMar>
+          </w:tcPr>
+          <w:p>
+            <w:pPr>
+              <w:jc w:val="right"/>
+            </w:pPr>
+            <w:r>
+              <w:rPr>
+                <w:b/>
+                <w:color w:val="2E668B"/>
+                <w:sz w:val="18"/>
+              </w:rPr>
+              <w:t>EREIGNIS- UND MASSNAHMENBLATT</w:t>
+            </w:r>
+          </w:p>
+        </w:tc>
+      </w:tr>
+    </w:tbl>
+    <w:p>
+      <w:pPr>
+        <w:spacing w:after="160"/>
+        <w:pBdr>
+          <w:bottom w:val="single" w:sz="10" w:space="1" w:color="2E668B"/>
+        </w:pBdr>
+      </w:pPr>
+    </w:p>
+    <w:p>
+      <w:pPr>
+        <w:pStyle w:val="Title"/>
+      </w:pPr>
+      <w:r>
+        <w:t>Chronologie der Sicherheits- und Rolloutvorgänge</w:t>
+      </w:r>
+    </w:p>
+    <w:p>
+      <w:pPr>
+        <w:spacing w:after="180"/>
+      </w:pPr>
+      <w:r>
+        <w:rPr>
+          <w:b/>
+          <w:color w:val="2E668B"/>
+        </w:rPr>
+        <w:t>Lahnwerke Maschinenbau AG · Stand 3. Juni 2026</w:t>
+      </w:r>
+    </w:p>
+    <w:tbl>
+      <w:tblPr>
+        <w:tblW w:type="auto" w:w="0"/>
+        <w:tblLayout w:type="fixed"/>
+        <w:tblLook w:firstColumn="1" w:firstRow="1" w:lastColumn="0" w:lastRow="0" w:noHBand="0" w:noVBand="1" w:val="04A0"/>
+      </w:tblPr>
+      <w:tblGrid>
+        <w:gridCol w:w="2268"/>
+        <w:gridCol w:w="7200"/>
+      </w:tblGrid>
+      <w:tr>
+        <w:tc>
+          <w:tcPr>
+            <w:tcW w:type="dxa" w:w="2268"/>
+            <w:shd w:fill="EAF1F5"/>
+            <w:tcMar>
+              <w:top w:w="90" w:type="dxa"/>
+              <w:start w:w="90" w:type="dxa"/>
+              <w:bottom w:w="90" w:type="dxa"/>
+              <w:end w:w="90" w:type="dxa"/>
+            </w:tcMar>
+            <w:vAlign w:val="center"/>
+          </w:tcPr>
+          <w:p>
+            <w:pPr>
+              <w:spacing w:after="0"/>
+            </w:pPr>
+            <w:r>
+              <w:rPr>
+                <w:b/>
+                <w:sz w:val="18"/>
+              </w:rPr>
+              <w:t>Datenbasis</w:t>
+            </w:r>
+          </w:p>
+        </w:tc>
+        <w:tc>
+          <w:tcPr>
+            <w:tcW w:type="dxa" w:w="7200"/>
+            <w:tcMar>
+              <w:top w:w="90" w:type="dxa"/>
+              <w:start w:w="90" w:type="dxa"/>
+              <w:bottom w:w="90" w:type="dxa"/>
+              <w:end w:w="90" w:type="dxa"/>
+            </w:tcMar>
+            <w:vAlign w:val="center"/>
+          </w:tcPr>
+          <w:p>
+            <w:pPr>
+              <w:spacing w:after="0"/>
+            </w:pPr>
+            <w:r>
+              <w:rPr>
+                <w:sz w:val="18"/>
+              </w:rPr>
+              <w:t>SIEM-Screenshot, Restore-Protokoll, E-Mails, Assetliste, Lieferantenfragebogen</w:t>
+            </w:r>
+          </w:p>
+        </w:tc>
+      </w:tr>
+      <w:tr>
+        <w:tc>
+          <w:tcPr>
+            <w:tcW w:type="dxa" w:w="2268"/>
+            <w:shd w:fill="EAF1F5"/>
+            <w:tcMar>
+              <w:top w:w="90" w:type="dxa"/>
+              <w:start w:w="90" w:type="dxa"/>
+              <w:bottom w:w="90" w:type="dxa"/>
+              <w:end w:w="90" w:type="dxa"/>
+            </w:tcMar>
+            <w:vAlign w:val="center"/>
+          </w:tcPr>
+          <w:p>
+            <w:pPr>
+              <w:spacing w:after="0"/>
+            </w:pPr>
+            <w:r>
+              <w:rPr>
+                <w:b/>
+                <w:sz w:val="18"/>
+              </w:rPr>
+              <w:t>Zeitbasis</w:t>
+            </w:r>
+          </w:p>
+        </w:tc>
+        <w:tc>
+          <w:tcPr>
+            <w:tcW w:type="dxa" w:w="7200"/>
+            <w:tcMar>
+              <w:top w:w="90" w:type="dxa"/>
+              <w:start w:w="90" w:type="dxa"/>
+              <w:bottom w:w="90" w:type="dxa"/>
+              <w:end w:w="90" w:type="dxa"/>
+            </w:tcMar>
+            <w:vAlign w:val="center"/>
+          </w:tcPr>
+          <w:p>
+            <w:pPr>
+              <w:spacing w:after="0"/>
+            </w:pPr>
+            <w:r>
+              <w:rPr>
+                <w:sz w:val="18"/>
+              </w:rPr>
+              <w:t>Mitteleuropäische Sommerzeit; Systemzeiten vor Schlussbewertung abgleichen</w:t>
+            </w:r>
+          </w:p>
+        </w:tc>
+      </w:tr>
+      <w:tr>
+        <w:tc>
+          <w:tcPr>
+            <w:tcW w:type="dxa" w:w="2268"/>
+            <w:shd w:fill="EAF1F5"/>
+            <w:tcMar>
+              <w:top w:w="90" w:type="dxa"/>
+              <w:start w:w="90" w:type="dxa"/>
+              <w:bottom w:w="90" w:type="dxa"/>
+              <w:end w:w="90" w:type="dxa"/>
+            </w:tcMar>
+            <w:vAlign w:val="center"/>
+          </w:tcPr>
+          <w:p>
+            <w:pPr>
+              <w:spacing w:after="0"/>
+            </w:pPr>
+            <w:r>
+              <w:rPr>
+                <w:b/>
+                <w:sz w:val="18"/>
+              </w:rPr>
+              <w:t>Kontrolle</w:t>
+            </w:r>
+          </w:p>
+        </w:tc>
+        <w:tc>
+          <w:tcPr>
+            <w:tcW w:type="dxa" w:w="7200"/>
+            <w:tcMar>
+              <w:top w:w="90" w:type="dxa"/>
+              <w:start w:w="90" w:type="dxa"/>
+              <w:bottom w:w="90" w:type="dxa"/>
+              <w:end w:w="90" w:type="dxa"/>
+            </w:tcMar>
+            <w:vAlign w:val="center"/>
+          </w:tcPr>
+          <w:p>
+            <w:pPr>
+              <w:spacing w:after="0"/>
+            </w:pPr>
+            <w:r>
+              <w:rPr>
+                <w:sz w:val="18"/>
+              </w:rPr>
+              <w:t>Marlene Seifert, CISO; Lisa Wenstedt, Rechtsanwältin</w:t>
+            </w:r>
+          </w:p>
+        </w:tc>
+      </w:tr>
+    </w:tbl>
+    <w:p>
+      <w:pPr>
+        <w:spacing w:after="20"/>
+      </w:pPr>
+    </w:p>
     <w:p>
       <w:pPr>
         <w:pStyle w:val="Heading1"/>
       </w:pPr>
       <w:r>
-        <w:rPr>
-          <w:rFonts w:ascii="Times New Roman" w:hAnsi="Times New Roman"/>
-        </w:rPr>
-        <w:t>Zeitstrahl</w:t>
+        <w:t>1. Ereignislinie</w:t>
+      </w:r>
+    </w:p>
+    <w:tbl>
+      <w:tblPr>
+        <w:tblStyle w:val="TableGrid"/>
+        <w:tblW w:type="auto" w:w="0"/>
+        <w:tblLayout w:type="fixed"/>
+        <w:tblLook w:firstColumn="1" w:firstRow="1" w:lastColumn="0" w:lastRow="0" w:noHBand="0" w:noVBand="1" w:val="04A0"/>
+      </w:tblPr>
+      <w:tblGrid>
+        <w:gridCol w:w="1757"/>
+        <w:gridCol w:w="2948"/>
+        <w:gridCol w:w="2154"/>
+        <w:gridCol w:w="2608"/>
+      </w:tblGrid>
+      <w:tr>
+        <w:tc>
+          <w:tcPr>
+            <w:tcW w:type="dxa" w:w="2395"/>
+            <w:shd w:fill="17324D"/>
+            <w:tcMar>
+              <w:top w:w="90" w:type="dxa"/>
+              <w:start w:w="90" w:type="dxa"/>
+              <w:bottom w:w="90" w:type="dxa"/>
+              <w:end w:w="90" w:type="dxa"/>
+            </w:tcMar>
+          </w:tcPr>
+          <w:p>
+            <w:r>
+              <w:rPr>
+                <w:b/>
+                <w:color w:val="FFFFFF"/>
+                <w:sz w:val="17"/>
+              </w:rPr>
+              <w:t>Datum und Uhrzeit</w:t>
+            </w:r>
+          </w:p>
+        </w:tc>
+        <w:tc>
+          <w:tcPr>
+            <w:tcW w:type="dxa" w:w="2395"/>
+            <w:shd w:fill="17324D"/>
+            <w:tcMar>
+              <w:top w:w="90" w:type="dxa"/>
+              <w:start w:w="90" w:type="dxa"/>
+              <w:bottom w:w="90" w:type="dxa"/>
+              <w:end w:w="90" w:type="dxa"/>
+            </w:tcMar>
+          </w:tcPr>
+          <w:p>
+            <w:r>
+              <w:rPr>
+                <w:b/>
+                <w:color w:val="FFFFFF"/>
+                <w:sz w:val="17"/>
+              </w:rPr>
+              <w:t>Vorgang</w:t>
+            </w:r>
+          </w:p>
+        </w:tc>
+        <w:tc>
+          <w:tcPr>
+            <w:tcW w:type="dxa" w:w="2395"/>
+            <w:shd w:fill="17324D"/>
+            <w:tcMar>
+              <w:top w:w="90" w:type="dxa"/>
+              <w:start w:w="90" w:type="dxa"/>
+              <w:bottom w:w="90" w:type="dxa"/>
+              <w:end w:w="90" w:type="dxa"/>
+            </w:tcMar>
+          </w:tcPr>
+          <w:p>
+            <w:r>
+              <w:rPr>
+                <w:b/>
+                <w:color w:val="FFFFFF"/>
+                <w:sz w:val="17"/>
+              </w:rPr>
+              <w:t>Quelle</w:t>
+            </w:r>
+          </w:p>
+        </w:tc>
+        <w:tc>
+          <w:tcPr>
+            <w:tcW w:type="dxa" w:w="2395"/>
+            <w:shd w:fill="17324D"/>
+            <w:tcMar>
+              <w:top w:w="90" w:type="dxa"/>
+              <w:start w:w="90" w:type="dxa"/>
+              <w:bottom w:w="90" w:type="dxa"/>
+              <w:end w:w="90" w:type="dxa"/>
+            </w:tcMar>
+          </w:tcPr>
+          <w:p>
+            <w:r>
+              <w:rPr>
+                <w:b/>
+                <w:color w:val="FFFFFF"/>
+                <w:sz w:val="17"/>
+              </w:rPr>
+              <w:t>Noch zu sichern</w:t>
+            </w:r>
+          </w:p>
+        </w:tc>
+      </w:tr>
+      <w:tr>
+        <w:tc>
+          <w:tcPr>
+            <w:tcW w:type="dxa" w:w="1757"/>
+            <w:tcMar>
+              <w:top w:w="90" w:type="dxa"/>
+              <w:start w:w="90" w:type="dxa"/>
+              <w:bottom w:w="90" w:type="dxa"/>
+              <w:end w:w="90" w:type="dxa"/>
+            </w:tcMar>
+            <w:vAlign w:val="top"/>
+          </w:tcPr>
+          <w:p>
+            <w:pPr>
+              <w:spacing w:after="0"/>
+            </w:pPr>
+            <w:r>
+              <w:rPr>
+                <w:sz w:val="16"/>
+              </w:rPr>
+              <w:t>3. März 2026</w:t>
+            </w:r>
+          </w:p>
+        </w:tc>
+        <w:tc>
+          <w:tcPr>
+            <w:tcW w:type="dxa" w:w="2948"/>
+            <w:tcMar>
+              <w:top w:w="90" w:type="dxa"/>
+              <w:start w:w="90" w:type="dxa"/>
+              <w:bottom w:w="90" w:type="dxa"/>
+              <w:end w:w="90" w:type="dxa"/>
+            </w:tcMar>
+            <w:vAlign w:val="top"/>
+          </w:tcPr>
+          <w:p>
+            <w:pPr>
+              <w:spacing w:after="0"/>
+            </w:pPr>
+            <w:r>
+              <w:rPr>
+                <w:sz w:val="16"/>
+              </w:rPr>
+              <w:t>Acht Werkzeugcontainer mit AirTags im Servicefuhrpark erfasst</w:t>
+            </w:r>
+          </w:p>
+        </w:tc>
+        <w:tc>
+          <w:tcPr>
+            <w:tcW w:type="dxa" w:w="2154"/>
+            <w:tcMar>
+              <w:top w:w="90" w:type="dxa"/>
+              <w:start w:w="90" w:type="dxa"/>
+              <w:bottom w:w="90" w:type="dxa"/>
+              <w:end w:w="90" w:type="dxa"/>
+            </w:tcMar>
+            <w:vAlign w:val="top"/>
+          </w:tcPr>
+          <w:p>
+            <w:pPr>
+              <w:spacing w:after="0"/>
+            </w:pPr>
+            <w:r>
+              <w:rPr>
+                <w:sz w:val="16"/>
+              </w:rPr>
+              <w:t>Excel-Assetliste</w:t>
+            </w:r>
+          </w:p>
+        </w:tc>
+        <w:tc>
+          <w:tcPr>
+            <w:tcW w:type="dxa" w:w="2608"/>
+            <w:tcMar>
+              <w:top w:w="90" w:type="dxa"/>
+              <w:start w:w="90" w:type="dxa"/>
+              <w:bottom w:w="90" w:type="dxa"/>
+              <w:end w:w="90" w:type="dxa"/>
+            </w:tcMar>
+            <w:vAlign w:val="top"/>
+          </w:tcPr>
+          <w:p>
+            <w:pPr>
+              <w:spacing w:after="0"/>
+            </w:pPr>
+            <w:r>
+              <w:rPr>
+                <w:sz w:val="16"/>
+              </w:rPr>
+              <w:t>Seriennummern, Nutzerzugriffe, Ausgabebelege</w:t>
+            </w:r>
+          </w:p>
+        </w:tc>
+      </w:tr>
+      <w:tr>
+        <w:tc>
+          <w:tcPr>
+            <w:tcW w:type="dxa" w:w="1757"/>
+            <w:tcMar>
+              <w:top w:w="90" w:type="dxa"/>
+              <w:start w:w="90" w:type="dxa"/>
+              <w:bottom w:w="90" w:type="dxa"/>
+              <w:end w:w="90" w:type="dxa"/>
+            </w:tcMar>
+            <w:vAlign w:val="top"/>
+            <w:shd w:fill="F5F7F8"/>
+          </w:tcPr>
+          <w:p>
+            <w:pPr>
+              <w:spacing w:after="0"/>
+            </w:pPr>
+            <w:r>
+              <w:rPr>
+                <w:sz w:val="16"/>
+              </w:rPr>
+              <w:t>18. März 2026</w:t>
+            </w:r>
+          </w:p>
+        </w:tc>
+        <w:tc>
+          <w:tcPr>
+            <w:tcW w:type="dxa" w:w="2948"/>
+            <w:tcMar>
+              <w:top w:w="90" w:type="dxa"/>
+              <w:start w:w="90" w:type="dxa"/>
+              <w:bottom w:w="90" w:type="dxa"/>
+              <w:end w:w="90" w:type="dxa"/>
+            </w:tcMar>
+            <w:vAlign w:val="top"/>
+            <w:shd w:fill="F5F7F8"/>
+          </w:tcPr>
+          <w:p>
+            <w:pPr>
+              <w:spacing w:after="0"/>
+            </w:pPr>
+            <w:r>
+              <w:rPr>
+                <w:sz w:val="16"/>
+              </w:rPr>
+              <w:t>Fachbereich beantragt externe Slack-Kanäle für Stahlring und MARSEN</w:t>
+            </w:r>
+          </w:p>
+        </w:tc>
+        <w:tc>
+          <w:tcPr>
+            <w:tcW w:type="dxa" w:w="2154"/>
+            <w:tcMar>
+              <w:top w:w="90" w:type="dxa"/>
+              <w:start w:w="90" w:type="dxa"/>
+              <w:bottom w:w="90" w:type="dxa"/>
+              <w:end w:w="90" w:type="dxa"/>
+            </w:tcMar>
+            <w:vAlign w:val="top"/>
+            <w:shd w:fill="F5F7F8"/>
+          </w:tcPr>
+          <w:p>
+            <w:pPr>
+              <w:spacing w:after="0"/>
+            </w:pPr>
+            <w:r>
+              <w:rPr>
+                <w:sz w:val="16"/>
+              </w:rPr>
+              <w:t>Change-Ticket COL-441</w:t>
+            </w:r>
+          </w:p>
+        </w:tc>
+        <w:tc>
+          <w:tcPr>
+            <w:tcW w:type="dxa" w:w="2608"/>
+            <w:tcMar>
+              <w:top w:w="90" w:type="dxa"/>
+              <w:start w:w="90" w:type="dxa"/>
+              <w:bottom w:w="90" w:type="dxa"/>
+              <w:end w:w="90" w:type="dxa"/>
+            </w:tcMar>
+            <w:vAlign w:val="top"/>
+            <w:shd w:fill="F5F7F8"/>
+          </w:tcPr>
+          <w:p>
+            <w:pPr>
+              <w:spacing w:after="0"/>
+            </w:pPr>
+            <w:r>
+              <w:rPr>
+                <w:sz w:val="16"/>
+              </w:rPr>
+              <w:t>Datenklassen und Gastrollen</w:t>
+            </w:r>
+          </w:p>
+        </w:tc>
+      </w:tr>
+      <w:tr>
+        <w:tc>
+          <w:tcPr>
+            <w:tcW w:type="dxa" w:w="1757"/>
+            <w:tcMar>
+              <w:top w:w="90" w:type="dxa"/>
+              <w:start w:w="90" w:type="dxa"/>
+              <w:bottom w:w="90" w:type="dxa"/>
+              <w:end w:w="90" w:type="dxa"/>
+            </w:tcMar>
+            <w:vAlign w:val="top"/>
+          </w:tcPr>
+          <w:p>
+            <w:pPr>
+              <w:spacing w:after="0"/>
+            </w:pPr>
+            <w:r>
+              <w:rPr>
+                <w:sz w:val="16"/>
+              </w:rPr>
+              <w:t>22. April 2026</w:t>
+            </w:r>
+          </w:p>
+        </w:tc>
+        <w:tc>
+          <w:tcPr>
+            <w:tcW w:type="dxa" w:w="2948"/>
+            <w:tcMar>
+              <w:top w:w="90" w:type="dxa"/>
+              <w:start w:w="90" w:type="dxa"/>
+              <w:bottom w:w="90" w:type="dxa"/>
+              <w:end w:w="90" w:type="dxa"/>
+            </w:tcMar>
+            <w:vAlign w:val="top"/>
+          </w:tcPr>
+          <w:p>
+            <w:pPr>
+              <w:spacing w:after="0"/>
+            </w:pPr>
+            <w:r>
+              <w:rPr>
+                <w:sz w:val="16"/>
+              </w:rPr>
+              <w:t>Engineering meldet Ablauf des Code-Signing-Zertifikats zum 9. Juli</w:t>
+            </w:r>
+          </w:p>
+        </w:tc>
+        <w:tc>
+          <w:tcPr>
+            <w:tcW w:type="dxa" w:w="2154"/>
+            <w:tcMar>
+              <w:top w:w="90" w:type="dxa"/>
+              <w:start w:w="90" w:type="dxa"/>
+              <w:bottom w:w="90" w:type="dxa"/>
+              <w:end w:w="90" w:type="dxa"/>
+            </w:tcMar>
+            <w:vAlign w:val="top"/>
+          </w:tcPr>
+          <w:p>
+            <w:pPr>
+              <w:spacing w:after="0"/>
+            </w:pPr>
+            <w:r>
+              <w:rPr>
+                <w:sz w:val="16"/>
+              </w:rPr>
+              <w:t>PKI-Notiz</w:t>
+            </w:r>
+          </w:p>
+        </w:tc>
+        <w:tc>
+          <w:tcPr>
+            <w:tcW w:type="dxa" w:w="2608"/>
+            <w:tcMar>
+              <w:top w:w="90" w:type="dxa"/>
+              <w:start w:w="90" w:type="dxa"/>
+              <w:bottom w:w="90" w:type="dxa"/>
+              <w:end w:w="90" w:type="dxa"/>
+            </w:tcMar>
+            <w:vAlign w:val="top"/>
+          </w:tcPr>
+          <w:p>
+            <w:pPr>
+              <w:spacing w:after="0"/>
+            </w:pPr>
+            <w:r>
+              <w:rPr>
+                <w:sz w:val="16"/>
+              </w:rPr>
+              <w:t>Keystore-Standort und Rotationsplan</w:t>
+            </w:r>
+          </w:p>
+        </w:tc>
+      </w:tr>
+      <w:tr>
+        <w:tc>
+          <w:tcPr>
+            <w:tcW w:type="dxa" w:w="1757"/>
+            <w:tcMar>
+              <w:top w:w="90" w:type="dxa"/>
+              <w:start w:w="90" w:type="dxa"/>
+              <w:bottom w:w="90" w:type="dxa"/>
+              <w:end w:w="90" w:type="dxa"/>
+            </w:tcMar>
+            <w:vAlign w:val="top"/>
+            <w:shd w:fill="F5F7F8"/>
+          </w:tcPr>
+          <w:p>
+            <w:pPr>
+              <w:spacing w:after="0"/>
+            </w:pPr>
+            <w:r>
+              <w:rPr>
+                <w:sz w:val="16"/>
+              </w:rPr>
+              <w:t>7. Mai 2026, 03:14 Uhr</w:t>
+            </w:r>
+          </w:p>
+        </w:tc>
+        <w:tc>
+          <w:tcPr>
+            <w:tcW w:type="dxa" w:w="2948"/>
+            <w:tcMar>
+              <w:top w:w="90" w:type="dxa"/>
+              <w:start w:w="90" w:type="dxa"/>
+              <w:bottom w:w="90" w:type="dxa"/>
+              <w:end w:w="90" w:type="dxa"/>
+            </w:tcMar>
+            <w:vAlign w:val="top"/>
+            <w:shd w:fill="F5F7F8"/>
+          </w:tcPr>
+          <w:p>
+            <w:pPr>
+              <w:spacing w:after="0"/>
+            </w:pPr>
+            <w:r>
+              <w:rPr>
+                <w:sz w:val="16"/>
+              </w:rPr>
+              <w:t>Erster auffälliger Login über Frankenturm-VPN</w:t>
+            </w:r>
+          </w:p>
+        </w:tc>
+        <w:tc>
+          <w:tcPr>
+            <w:tcW w:type="dxa" w:w="2154"/>
+            <w:tcMar>
+              <w:top w:w="90" w:type="dxa"/>
+              <w:start w:w="90" w:type="dxa"/>
+              <w:bottom w:w="90" w:type="dxa"/>
+              <w:end w:w="90" w:type="dxa"/>
+            </w:tcMar>
+            <w:vAlign w:val="top"/>
+            <w:shd w:fill="F5F7F8"/>
+          </w:tcPr>
+          <w:p>
+            <w:pPr>
+              <w:spacing w:after="0"/>
+            </w:pPr>
+            <w:r>
+              <w:rPr>
+                <w:sz w:val="16"/>
+              </w:rPr>
+              <w:t>SIEM-Alarm 47118</w:t>
+            </w:r>
+          </w:p>
+        </w:tc>
+        <w:tc>
+          <w:tcPr>
+            <w:tcW w:type="dxa" w:w="2608"/>
+            <w:tcMar>
+              <w:top w:w="90" w:type="dxa"/>
+              <w:start w:w="90" w:type="dxa"/>
+              <w:bottom w:w="90" w:type="dxa"/>
+              <w:end w:w="90" w:type="dxa"/>
+            </w:tcMar>
+            <w:vAlign w:val="top"/>
+            <w:shd w:fill="F5F7F8"/>
+          </w:tcPr>
+          <w:p>
+            <w:pPr>
+              <w:spacing w:after="0"/>
+            </w:pPr>
+            <w:r>
+              <w:rPr>
+                <w:sz w:val="16"/>
+              </w:rPr>
+              <w:t>Quelladresse, Benutzerkonto, Sessioninhalt</w:t>
+            </w:r>
+          </w:p>
+        </w:tc>
+      </w:tr>
+      <w:tr>
+        <w:tc>
+          <w:tcPr>
+            <w:tcW w:type="dxa" w:w="1757"/>
+            <w:tcMar>
+              <w:top w:w="90" w:type="dxa"/>
+              <w:start w:w="90" w:type="dxa"/>
+              <w:bottom w:w="90" w:type="dxa"/>
+              <w:end w:w="90" w:type="dxa"/>
+            </w:tcMar>
+            <w:vAlign w:val="top"/>
+          </w:tcPr>
+          <w:p>
+            <w:pPr>
+              <w:spacing w:after="0"/>
+            </w:pPr>
+            <w:r>
+              <w:rPr>
+                <w:sz w:val="16"/>
+              </w:rPr>
+              <w:t>7. Mai 2026, 07:42 Uhr</w:t>
+            </w:r>
+          </w:p>
+        </w:tc>
+        <w:tc>
+          <w:tcPr>
+            <w:tcW w:type="dxa" w:w="2948"/>
+            <w:tcMar>
+              <w:top w:w="90" w:type="dxa"/>
+              <w:start w:w="90" w:type="dxa"/>
+              <w:bottom w:w="90" w:type="dxa"/>
+              <w:end w:w="90" w:type="dxa"/>
+            </w:tcMar>
+            <w:vAlign w:val="top"/>
+          </w:tcPr>
+          <w:p>
+            <w:pPr>
+              <w:spacing w:after="0"/>
+            </w:pPr>
+            <w:r>
+              <w:rPr>
+                <w:sz w:val="16"/>
+              </w:rPr>
+              <w:t>SOC setzt Ticket auf mittlere Priorität</w:t>
+            </w:r>
+          </w:p>
+        </w:tc>
+        <w:tc>
+          <w:tcPr>
+            <w:tcW w:type="dxa" w:w="2154"/>
+            <w:tcMar>
+              <w:top w:w="90" w:type="dxa"/>
+              <w:start w:w="90" w:type="dxa"/>
+              <w:bottom w:w="90" w:type="dxa"/>
+              <w:end w:w="90" w:type="dxa"/>
+            </w:tcMar>
+            <w:vAlign w:val="top"/>
+          </w:tcPr>
+          <w:p>
+            <w:pPr>
+              <w:spacing w:after="0"/>
+            </w:pPr>
+            <w:r>
+              <w:rPr>
+                <w:sz w:val="16"/>
+              </w:rPr>
+              <w:t>Ticket SOC-2026-188</w:t>
+            </w:r>
+          </w:p>
+        </w:tc>
+        <w:tc>
+          <w:tcPr>
+            <w:tcW w:type="dxa" w:w="2608"/>
+            <w:tcMar>
+              <w:top w:w="90" w:type="dxa"/>
+              <w:start w:w="90" w:type="dxa"/>
+              <w:bottom w:w="90" w:type="dxa"/>
+              <w:end w:w="90" w:type="dxa"/>
+            </w:tcMar>
+            <w:vAlign w:val="top"/>
+          </w:tcPr>
+          <w:p>
+            <w:pPr>
+              <w:spacing w:after="0"/>
+            </w:pPr>
+            <w:r>
+              <w:rPr>
+                <w:sz w:val="16"/>
+              </w:rPr>
+              <w:t>Begründung der Einstufung und Eskalationsweg</w:t>
+            </w:r>
+          </w:p>
+        </w:tc>
+      </w:tr>
+      <w:tr>
+        <w:tc>
+          <w:tcPr>
+            <w:tcW w:type="dxa" w:w="1757"/>
+            <w:tcMar>
+              <w:top w:w="90" w:type="dxa"/>
+              <w:start w:w="90" w:type="dxa"/>
+              <w:bottom w:w="90" w:type="dxa"/>
+              <w:end w:w="90" w:type="dxa"/>
+            </w:tcMar>
+            <w:vAlign w:val="top"/>
+            <w:shd w:fill="F5F7F8"/>
+          </w:tcPr>
+          <w:p>
+            <w:pPr>
+              <w:spacing w:after="0"/>
+            </w:pPr>
+            <w:r>
+              <w:rPr>
+                <w:sz w:val="16"/>
+              </w:rPr>
+              <w:t>14. Mai 2026, 08:00 Uhr</w:t>
+            </w:r>
+          </w:p>
+        </w:tc>
+        <w:tc>
+          <w:tcPr>
+            <w:tcW w:type="dxa" w:w="2948"/>
+            <w:tcMar>
+              <w:top w:w="90" w:type="dxa"/>
+              <w:start w:w="90" w:type="dxa"/>
+              <w:bottom w:w="90" w:type="dxa"/>
+              <w:end w:w="90" w:type="dxa"/>
+            </w:tcMar>
+            <w:vAlign w:val="top"/>
+            <w:shd w:fill="F5F7F8"/>
+          </w:tcPr>
+          <w:p>
+            <w:pPr>
+              <w:spacing w:after="0"/>
+            </w:pPr>
+            <w:r>
+              <w:rPr>
+                <w:sz w:val="16"/>
+              </w:rPr>
+              <w:t>Wiederanlauftest beginnt</w:t>
+            </w:r>
+          </w:p>
+        </w:tc>
+        <w:tc>
+          <w:tcPr>
+            <w:tcW w:type="dxa" w:w="2154"/>
+            <w:tcMar>
+              <w:top w:w="90" w:type="dxa"/>
+              <w:start w:w="90" w:type="dxa"/>
+              <w:bottom w:w="90" w:type="dxa"/>
+              <w:end w:w="90" w:type="dxa"/>
+            </w:tcMar>
+            <w:vAlign w:val="top"/>
+            <w:shd w:fill="F5F7F8"/>
+          </w:tcPr>
+          <w:p>
+            <w:pPr>
+              <w:spacing w:after="0"/>
+            </w:pPr>
+            <w:r>
+              <w:rPr>
+                <w:sz w:val="16"/>
+              </w:rPr>
+              <w:t>Restore-Protokoll</w:t>
+            </w:r>
+          </w:p>
+        </w:tc>
+        <w:tc>
+          <w:tcPr>
+            <w:tcW w:type="dxa" w:w="2608"/>
+            <w:tcMar>
+              <w:top w:w="90" w:type="dxa"/>
+              <w:start w:w="90" w:type="dxa"/>
+              <w:bottom w:w="90" w:type="dxa"/>
+              <w:end w:w="90" w:type="dxa"/>
+            </w:tcMar>
+            <w:vAlign w:val="top"/>
+            <w:shd w:fill="F5F7F8"/>
+          </w:tcPr>
+          <w:p>
+            <w:pPr>
+              <w:spacing w:after="0"/>
+            </w:pPr>
+            <w:r>
+              <w:rPr>
+                <w:sz w:val="16"/>
+              </w:rPr>
+              <w:t>Teilnehmer- und Freigabeliste</w:t>
+            </w:r>
+          </w:p>
+        </w:tc>
+      </w:tr>
+      <w:tr>
+        <w:tc>
+          <w:tcPr>
+            <w:tcW w:type="dxa" w:w="1757"/>
+            <w:tcMar>
+              <w:top w:w="90" w:type="dxa"/>
+              <w:start w:w="90" w:type="dxa"/>
+              <w:bottom w:w="90" w:type="dxa"/>
+              <w:end w:w="90" w:type="dxa"/>
+            </w:tcMar>
+            <w:vAlign w:val="top"/>
+          </w:tcPr>
+          <w:p>
+            <w:pPr>
+              <w:spacing w:after="0"/>
+            </w:pPr>
+            <w:r>
+              <w:rPr>
+                <w:sz w:val="16"/>
+              </w:rPr>
+              <w:t>14. Mai 2026, 14:07 Uhr</w:t>
+            </w:r>
+          </w:p>
+        </w:tc>
+        <w:tc>
+          <w:tcPr>
+            <w:tcW w:type="dxa" w:w="2948"/>
+            <w:tcMar>
+              <w:top w:w="90" w:type="dxa"/>
+              <w:start w:w="90" w:type="dxa"/>
+              <w:bottom w:w="90" w:type="dxa"/>
+              <w:end w:w="90" w:type="dxa"/>
+            </w:tcMar>
+            <w:vAlign w:val="top"/>
+          </w:tcPr>
+          <w:p>
+            <w:pPr>
+              <w:spacing w:after="0"/>
+            </w:pPr>
+            <w:r>
+              <w:rPr>
+                <w:sz w:val="16"/>
+              </w:rPr>
+              <w:t>Fileserver wiederhergestellt; ERP-Test abgebrochen</w:t>
+            </w:r>
+          </w:p>
+        </w:tc>
+        <w:tc>
+          <w:tcPr>
+            <w:tcW w:type="dxa" w:w="2154"/>
+            <w:tcMar>
+              <w:top w:w="90" w:type="dxa"/>
+              <w:start w:w="90" w:type="dxa"/>
+              <w:bottom w:w="90" w:type="dxa"/>
+              <w:end w:w="90" w:type="dxa"/>
+            </w:tcMar>
+            <w:vAlign w:val="top"/>
+          </w:tcPr>
+          <w:p>
+            <w:pPr>
+              <w:spacing w:after="0"/>
+            </w:pPr>
+            <w:r>
+              <w:rPr>
+                <w:sz w:val="16"/>
+              </w:rPr>
+              <w:t>Restore-Protokoll</w:t>
+            </w:r>
+          </w:p>
+        </w:tc>
+        <w:tc>
+          <w:tcPr>
+            <w:tcW w:type="dxa" w:w="2608"/>
+            <w:tcMar>
+              <w:top w:w="90" w:type="dxa"/>
+              <w:start w:w="90" w:type="dxa"/>
+              <w:bottom w:w="90" w:type="dxa"/>
+              <w:end w:w="90" w:type="dxa"/>
+            </w:tcMar>
+            <w:vAlign w:val="top"/>
+          </w:tcPr>
+          <w:p>
+            <w:pPr>
+              <w:spacing w:after="0"/>
+            </w:pPr>
+            <w:r>
+              <w:rPr>
+                <w:sz w:val="16"/>
+              </w:rPr>
+              <w:t>AD-Recovery-Dokumentation und ERP-Abbruchlog</w:t>
+            </w:r>
+          </w:p>
+        </w:tc>
+      </w:tr>
+      <w:tr>
+        <w:tc>
+          <w:tcPr>
+            <w:tcW w:type="dxa" w:w="1757"/>
+            <w:tcMar>
+              <w:top w:w="90" w:type="dxa"/>
+              <w:start w:w="90" w:type="dxa"/>
+              <w:bottom w:w="90" w:type="dxa"/>
+              <w:end w:w="90" w:type="dxa"/>
+            </w:tcMar>
+            <w:vAlign w:val="top"/>
+            <w:shd w:fill="F5F7F8"/>
+          </w:tcPr>
+          <w:p>
+            <w:pPr>
+              <w:spacing w:after="0"/>
+            </w:pPr>
+            <w:r>
+              <w:rPr>
+                <w:sz w:val="16"/>
+              </w:rPr>
+              <w:t>23. Mai 2026, 14:06 Uhr</w:t>
+            </w:r>
+          </w:p>
+        </w:tc>
+        <w:tc>
+          <w:tcPr>
+            <w:tcW w:type="dxa" w:w="2948"/>
+            <w:tcMar>
+              <w:top w:w="90" w:type="dxa"/>
+              <w:start w:w="90" w:type="dxa"/>
+              <w:bottom w:w="90" w:type="dxa"/>
+              <w:end w:w="90" w:type="dxa"/>
+            </w:tcMar>
+            <w:vAlign w:val="top"/>
+            <w:shd w:fill="F5F7F8"/>
+          </w:tcPr>
+          <w:p>
+            <w:pPr>
+              <w:spacing w:after="0"/>
+            </w:pPr>
+            <w:r>
+              <w:rPr>
+                <w:sz w:val="16"/>
+              </w:rPr>
+              <w:t>Frankenturm verlangt dauerhaft offenen VPN-Tunnel ohne Session Recording</w:t>
+            </w:r>
+          </w:p>
+        </w:tc>
+        <w:tc>
+          <w:tcPr>
+            <w:tcW w:type="dxa" w:w="2154"/>
+            <w:tcMar>
+              <w:top w:w="90" w:type="dxa"/>
+              <w:start w:w="90" w:type="dxa"/>
+              <w:bottom w:w="90" w:type="dxa"/>
+              <w:end w:w="90" w:type="dxa"/>
+            </w:tcMar>
+            <w:vAlign w:val="top"/>
+            <w:shd w:fill="F5F7F8"/>
+          </w:tcPr>
+          <w:p>
+            <w:pPr>
+              <w:spacing w:after="0"/>
+            </w:pPr>
+            <w:r>
+              <w:rPr>
+                <w:sz w:val="16"/>
+              </w:rPr>
+              <w:t>E-Mail 10</w:t>
+            </w:r>
+          </w:p>
+        </w:tc>
+        <w:tc>
+          <w:tcPr>
+            <w:tcW w:type="dxa" w:w="2608"/>
+            <w:tcMar>
+              <w:top w:w="90" w:type="dxa"/>
+              <w:start w:w="90" w:type="dxa"/>
+              <w:bottom w:w="90" w:type="dxa"/>
+              <w:end w:w="90" w:type="dxa"/>
+            </w:tcMar>
+            <w:vAlign w:val="top"/>
+            <w:shd w:fill="F5F7F8"/>
+          </w:tcPr>
+          <w:p>
+            <w:pPr>
+              <w:spacing w:after="0"/>
+            </w:pPr>
+            <w:r>
+              <w:rPr>
+                <w:sz w:val="16"/>
+              </w:rPr>
+              <w:t>SLA-Alternative und technische Mindestkonfiguration</w:t>
+            </w:r>
+          </w:p>
+        </w:tc>
+      </w:tr>
+      <w:tr>
+        <w:tc>
+          <w:tcPr>
+            <w:tcW w:type="dxa" w:w="1757"/>
+            <w:tcMar>
+              <w:top w:w="90" w:type="dxa"/>
+              <w:start w:w="90" w:type="dxa"/>
+              <w:bottom w:w="90" w:type="dxa"/>
+              <w:end w:w="90" w:type="dxa"/>
+            </w:tcMar>
+            <w:vAlign w:val="top"/>
+          </w:tcPr>
+          <w:p>
+            <w:pPr>
+              <w:spacing w:after="0"/>
+            </w:pPr>
+            <w:r>
+              <w:rPr>
+                <w:sz w:val="16"/>
+              </w:rPr>
+              <w:t>24. Mai 2026, 16:22 Uhr</w:t>
+            </w:r>
+          </w:p>
+        </w:tc>
+        <w:tc>
+          <w:tcPr>
+            <w:tcW w:type="dxa" w:w="2948"/>
+            <w:tcMar>
+              <w:top w:w="90" w:type="dxa"/>
+              <w:start w:w="90" w:type="dxa"/>
+              <w:bottom w:w="90" w:type="dxa"/>
+              <w:end w:w="90" w:type="dxa"/>
+            </w:tcMar>
+            <w:vAlign w:val="top"/>
+          </w:tcPr>
+          <w:p>
+            <w:pPr>
+              <w:spacing w:after="0"/>
+            </w:pPr>
+            <w:r>
+              <w:rPr>
+                <w:sz w:val="16"/>
+              </w:rPr>
+              <w:t>Betriebsrat verlangt Beteiligung bei MDM, AirTags und Logging</w:t>
+            </w:r>
+          </w:p>
+        </w:tc>
+        <w:tc>
+          <w:tcPr>
+            <w:tcW w:type="dxa" w:w="2154"/>
+            <w:tcMar>
+              <w:top w:w="90" w:type="dxa"/>
+              <w:start w:w="90" w:type="dxa"/>
+              <w:bottom w:w="90" w:type="dxa"/>
+              <w:end w:w="90" w:type="dxa"/>
+            </w:tcMar>
+            <w:vAlign w:val="top"/>
+          </w:tcPr>
+          <w:p>
+            <w:pPr>
+              <w:spacing w:after="0"/>
+            </w:pPr>
+            <w:r>
+              <w:rPr>
+                <w:sz w:val="16"/>
+              </w:rPr>
+              <w:t>E-Mail 15</w:t>
+            </w:r>
+          </w:p>
+        </w:tc>
+        <w:tc>
+          <w:tcPr>
+            <w:tcW w:type="dxa" w:w="2608"/>
+            <w:tcMar>
+              <w:top w:w="90" w:type="dxa"/>
+              <w:start w:w="90" w:type="dxa"/>
+              <w:bottom w:w="90" w:type="dxa"/>
+              <w:end w:w="90" w:type="dxa"/>
+            </w:tcMar>
+            <w:vAlign w:val="top"/>
+          </w:tcPr>
+          <w:p>
+            <w:pPr>
+              <w:spacing w:after="0"/>
+            </w:pPr>
+            <w:r>
+              <w:rPr>
+                <w:sz w:val="16"/>
+              </w:rPr>
+              <w:t>Bestehender Rolloutumfang und Verfahrensstand</w:t>
+            </w:r>
+          </w:p>
+        </w:tc>
+      </w:tr>
+      <w:tr>
+        <w:tc>
+          <w:tcPr>
+            <w:tcW w:type="dxa" w:w="1757"/>
+            <w:tcMar>
+              <w:top w:w="90" w:type="dxa"/>
+              <w:start w:w="90" w:type="dxa"/>
+              <w:bottom w:w="90" w:type="dxa"/>
+              <w:end w:w="90" w:type="dxa"/>
+            </w:tcMar>
+            <w:vAlign w:val="top"/>
+            <w:shd w:fill="F5F7F8"/>
+          </w:tcPr>
+          <w:p>
+            <w:pPr>
+              <w:spacing w:after="0"/>
+            </w:pPr>
+            <w:r>
+              <w:rPr>
+                <w:sz w:val="16"/>
+              </w:rPr>
+              <w:t>26. Mai 2026, 07:42 Uhr</w:t>
+            </w:r>
+          </w:p>
+        </w:tc>
+        <w:tc>
+          <w:tcPr>
+            <w:tcW w:type="dxa" w:w="2948"/>
+            <w:tcMar>
+              <w:top w:w="90" w:type="dxa"/>
+              <w:start w:w="90" w:type="dxa"/>
+              <w:bottom w:w="90" w:type="dxa"/>
+              <w:end w:w="90" w:type="dxa"/>
+            </w:tcMar>
+            <w:vAlign w:val="top"/>
+            <w:shd w:fill="F5F7F8"/>
+          </w:tcPr>
+          <w:p>
+            <w:pPr>
+              <w:spacing w:after="0"/>
+            </w:pPr>
+            <w:r>
+              <w:rPr>
+                <w:sz w:val="16"/>
+              </w:rPr>
+              <w:t>CISO fordert belastbare Leitungsvorlage</w:t>
+            </w:r>
+          </w:p>
+        </w:tc>
+        <w:tc>
+          <w:tcPr>
+            <w:tcW w:type="dxa" w:w="2154"/>
+            <w:tcMar>
+              <w:top w:w="90" w:type="dxa"/>
+              <w:start w:w="90" w:type="dxa"/>
+              <w:bottom w:w="90" w:type="dxa"/>
+              <w:end w:w="90" w:type="dxa"/>
+            </w:tcMar>
+            <w:vAlign w:val="top"/>
+            <w:shd w:fill="F5F7F8"/>
+          </w:tcPr>
+          <w:p>
+            <w:pPr>
+              <w:spacing w:after="0"/>
+            </w:pPr>
+            <w:r>
+              <w:rPr>
+                <w:sz w:val="16"/>
+              </w:rPr>
+              <w:t>E-Mail 09</w:t>
+            </w:r>
+          </w:p>
+        </w:tc>
+        <w:tc>
+          <w:tcPr>
+            <w:tcW w:type="dxa" w:w="2608"/>
+            <w:tcMar>
+              <w:top w:w="90" w:type="dxa"/>
+              <w:start w:w="90" w:type="dxa"/>
+              <w:bottom w:w="90" w:type="dxa"/>
+              <w:end w:w="90" w:type="dxa"/>
+            </w:tcMar>
+            <w:vAlign w:val="top"/>
+            <w:shd w:fill="F5F7F8"/>
+          </w:tcPr>
+          <w:p>
+            <w:pPr>
+              <w:spacing w:after="0"/>
+            </w:pPr>
+            <w:r>
+              <w:rPr>
+                <w:sz w:val="16"/>
+              </w:rPr>
+              <w:t>Entscheidungsumfang und Budgetrahmen</w:t>
+            </w:r>
+          </w:p>
+        </w:tc>
+      </w:tr>
+      <w:tr>
+        <w:tc>
+          <w:tcPr>
+            <w:tcW w:type="dxa" w:w="1757"/>
+            <w:tcMar>
+              <w:top w:w="90" w:type="dxa"/>
+              <w:start w:w="90" w:type="dxa"/>
+              <w:bottom w:w="90" w:type="dxa"/>
+              <w:end w:w="90" w:type="dxa"/>
+            </w:tcMar>
+            <w:vAlign w:val="top"/>
+          </w:tcPr>
+          <w:p>
+            <w:pPr>
+              <w:spacing w:after="0"/>
+            </w:pPr>
+            <w:r>
+              <w:rPr>
+                <w:sz w:val="16"/>
+              </w:rPr>
+              <w:t>29. Mai 2026, 08:30 Uhr</w:t>
+            </w:r>
+          </w:p>
+        </w:tc>
+        <w:tc>
+          <w:tcPr>
+            <w:tcW w:type="dxa" w:w="2948"/>
+            <w:tcMar>
+              <w:top w:w="90" w:type="dxa"/>
+              <w:start w:w="90" w:type="dxa"/>
+              <w:bottom w:w="90" w:type="dxa"/>
+              <w:end w:w="90" w:type="dxa"/>
+            </w:tcMar>
+            <w:vAlign w:val="top"/>
+          </w:tcPr>
+          <w:p>
+            <w:pPr>
+              <w:spacing w:after="0"/>
+            </w:pPr>
+            <w:r>
+              <w:rPr>
+                <w:sz w:val="16"/>
+              </w:rPr>
+              <w:t>Vorstand erteilt vier Prüf- und Beschaffungsaufträge</w:t>
+            </w:r>
+          </w:p>
+        </w:tc>
+        <w:tc>
+          <w:tcPr>
+            <w:tcW w:type="dxa" w:w="2154"/>
+            <w:tcMar>
+              <w:top w:w="90" w:type="dxa"/>
+              <w:start w:w="90" w:type="dxa"/>
+              <w:bottom w:w="90" w:type="dxa"/>
+              <w:end w:w="90" w:type="dxa"/>
+            </w:tcMar>
+            <w:vAlign w:val="top"/>
+          </w:tcPr>
+          <w:p>
+            <w:pPr>
+              <w:spacing w:after="0"/>
+            </w:pPr>
+            <w:r>
+              <w:rPr>
+                <w:sz w:val="16"/>
+              </w:rPr>
+              <w:t>Sitzungsnotiz, Unterschrift offen</w:t>
+            </w:r>
+          </w:p>
+        </w:tc>
+        <w:tc>
+          <w:tcPr>
+            <w:tcW w:type="dxa" w:w="2608"/>
+            <w:tcMar>
+              <w:top w:w="90" w:type="dxa"/>
+              <w:start w:w="90" w:type="dxa"/>
+              <w:bottom w:w="90" w:type="dxa"/>
+              <w:end w:w="90" w:type="dxa"/>
+            </w:tcMar>
+            <w:vAlign w:val="top"/>
+          </w:tcPr>
+          <w:p>
+            <w:pPr>
+              <w:spacing w:after="0"/>
+            </w:pPr>
+            <w:r>
+              <w:rPr>
+                <w:sz w:val="16"/>
+              </w:rPr>
+              <w:t>Unterzeichnetes Protokoll</w:t>
+            </w:r>
+          </w:p>
+        </w:tc>
+      </w:tr>
+      <w:tr>
+        <w:tc>
+          <w:tcPr>
+            <w:tcW w:type="dxa" w:w="1757"/>
+            <w:tcMar>
+              <w:top w:w="90" w:type="dxa"/>
+              <w:start w:w="90" w:type="dxa"/>
+              <w:bottom w:w="90" w:type="dxa"/>
+              <w:end w:w="90" w:type="dxa"/>
+            </w:tcMar>
+            <w:vAlign w:val="top"/>
+            <w:shd w:fill="F5F7F8"/>
+          </w:tcPr>
+          <w:p>
+            <w:pPr>
+              <w:spacing w:after="0"/>
+            </w:pPr>
+            <w:r>
+              <w:rPr>
+                <w:sz w:val="16"/>
+              </w:rPr>
+              <w:t>2. Juni 2026, 09:20 Uhr</w:t>
+            </w:r>
+          </w:p>
+        </w:tc>
+        <w:tc>
+          <w:tcPr>
+            <w:tcW w:type="dxa" w:w="2948"/>
+            <w:tcMar>
+              <w:top w:w="90" w:type="dxa"/>
+              <w:start w:w="90" w:type="dxa"/>
+              <w:bottom w:w="90" w:type="dxa"/>
+              <w:end w:w="90" w:type="dxa"/>
+            </w:tcMar>
+            <w:vAlign w:val="top"/>
+            <w:shd w:fill="F5F7F8"/>
+          </w:tcPr>
+          <w:p>
+            <w:pPr>
+              <w:spacing w:after="0"/>
+            </w:pPr>
+            <w:r>
+              <w:rPr>
+                <w:sz w:val="16"/>
+              </w:rPr>
+              <w:t>Cloud-Anbieter übermittelt nur Zusammenfassung des C5-Testats</w:t>
+            </w:r>
+          </w:p>
+        </w:tc>
+        <w:tc>
+          <w:tcPr>
+            <w:tcW w:type="dxa" w:w="2154"/>
+            <w:tcMar>
+              <w:top w:w="90" w:type="dxa"/>
+              <w:start w:w="90" w:type="dxa"/>
+              <w:bottom w:w="90" w:type="dxa"/>
+              <w:end w:w="90" w:type="dxa"/>
+            </w:tcMar>
+            <w:vAlign w:val="top"/>
+            <w:shd w:fill="F5F7F8"/>
+          </w:tcPr>
+          <w:p>
+            <w:pPr>
+              <w:spacing w:after="0"/>
+            </w:pPr>
+            <w:r>
+              <w:rPr>
+                <w:sz w:val="16"/>
+              </w:rPr>
+              <w:t>E-Mail und PDF</w:t>
+            </w:r>
+          </w:p>
+        </w:tc>
+        <w:tc>
+          <w:tcPr>
+            <w:tcW w:type="dxa" w:w="2608"/>
+            <w:tcMar>
+              <w:top w:w="90" w:type="dxa"/>
+              <w:start w:w="90" w:type="dxa"/>
+              <w:bottom w:w="90" w:type="dxa"/>
+              <w:end w:w="90" w:type="dxa"/>
+            </w:tcMar>
+            <w:vAlign w:val="top"/>
+            <w:shd w:fill="F5F7F8"/>
+          </w:tcPr>
+          <w:p>
+            <w:pPr>
+              <w:spacing w:after="0"/>
+            </w:pPr>
+            <w:r>
+              <w:rPr>
+                <w:sz w:val="16"/>
+              </w:rPr>
+              <w:t>Vollständiger Bericht, Scope und Subdienstleister</w:t>
+            </w:r>
+          </w:p>
+        </w:tc>
+      </w:tr>
+      <w:tr>
+        <w:tc>
+          <w:tcPr>
+            <w:tcW w:type="dxa" w:w="1757"/>
+            <w:tcMar>
+              <w:top w:w="90" w:type="dxa"/>
+              <w:start w:w="90" w:type="dxa"/>
+              <w:bottom w:w="90" w:type="dxa"/>
+              <w:end w:w="90" w:type="dxa"/>
+            </w:tcMar>
+            <w:vAlign w:val="top"/>
+          </w:tcPr>
+          <w:p>
+            <w:pPr>
+              <w:spacing w:after="0"/>
+            </w:pPr>
+            <w:r>
+              <w:rPr>
+                <w:sz w:val="16"/>
+              </w:rPr>
+              <w:t>12. Juni 2026, 08:30 Uhr</w:t>
+            </w:r>
+          </w:p>
+        </w:tc>
+        <w:tc>
+          <w:tcPr>
+            <w:tcW w:type="dxa" w:w="2948"/>
+            <w:tcMar>
+              <w:top w:w="90" w:type="dxa"/>
+              <w:start w:w="90" w:type="dxa"/>
+              <w:bottom w:w="90" w:type="dxa"/>
+              <w:end w:w="90" w:type="dxa"/>
+            </w:tcMar>
+            <w:vAlign w:val="top"/>
+          </w:tcPr>
+          <w:p>
+            <w:pPr>
+              <w:spacing w:after="0"/>
+            </w:pPr>
+            <w:r>
+              <w:rPr>
+                <w:sz w:val="16"/>
+              </w:rPr>
+              <w:t>Folgesitzung zu Budget und Rolloutfreigaben</w:t>
+            </w:r>
+          </w:p>
+        </w:tc>
+        <w:tc>
+          <w:tcPr>
+            <w:tcW w:type="dxa" w:w="2154"/>
+            <w:tcMar>
+              <w:top w:w="90" w:type="dxa"/>
+              <w:start w:w="90" w:type="dxa"/>
+              <w:bottom w:w="90" w:type="dxa"/>
+              <w:end w:w="90" w:type="dxa"/>
+            </w:tcMar>
+            <w:vAlign w:val="top"/>
+          </w:tcPr>
+          <w:p>
+            <w:pPr>
+              <w:spacing w:after="0"/>
+            </w:pPr>
+            <w:r>
+              <w:rPr>
+                <w:sz w:val="16"/>
+              </w:rPr>
+              <w:t>Kalendereinladung</w:t>
+            </w:r>
+          </w:p>
+        </w:tc>
+        <w:tc>
+          <w:tcPr>
+            <w:tcW w:type="dxa" w:w="2608"/>
+            <w:tcMar>
+              <w:top w:w="90" w:type="dxa"/>
+              <w:start w:w="90" w:type="dxa"/>
+              <w:bottom w:w="90" w:type="dxa"/>
+              <w:end w:w="90" w:type="dxa"/>
+            </w:tcMar>
+            <w:vAlign w:val="top"/>
+          </w:tcPr>
+          <w:p>
+            <w:pPr>
+              <w:spacing w:after="0"/>
+            </w:pPr>
+            <w:r>
+              <w:rPr>
+                <w:sz w:val="16"/>
+              </w:rPr>
+              <w:t>Entscheidungsvorlage und Maßnahmenstatus</w:t>
+            </w:r>
+          </w:p>
+        </w:tc>
+      </w:tr>
+      <w:tr>
+        <w:tc>
+          <w:tcPr>
+            <w:tcW w:type="dxa" w:w="1757"/>
+            <w:tcMar>
+              <w:top w:w="90" w:type="dxa"/>
+              <w:start w:w="90" w:type="dxa"/>
+              <w:bottom w:w="90" w:type="dxa"/>
+              <w:end w:w="90" w:type="dxa"/>
+            </w:tcMar>
+            <w:vAlign w:val="top"/>
+            <w:shd w:fill="F5F7F8"/>
+          </w:tcPr>
+          <w:p>
+            <w:pPr>
+              <w:spacing w:after="0"/>
+            </w:pPr>
+            <w:r>
+              <w:rPr>
+                <w:sz w:val="16"/>
+              </w:rPr>
+              <w:t>18. Juni 2026</w:t>
+            </w:r>
+          </w:p>
+        </w:tc>
+        <w:tc>
+          <w:tcPr>
+            <w:tcW w:type="dxa" w:w="2948"/>
+            <w:tcMar>
+              <w:top w:w="90" w:type="dxa"/>
+              <w:start w:w="90" w:type="dxa"/>
+              <w:bottom w:w="90" w:type="dxa"/>
+              <w:end w:w="90" w:type="dxa"/>
+            </w:tcMar>
+            <w:vAlign w:val="top"/>
+            <w:shd w:fill="F5F7F8"/>
+          </w:tcPr>
+          <w:p>
+            <w:pPr>
+              <w:spacing w:after="0"/>
+            </w:pPr>
+            <w:r>
+              <w:rPr>
+                <w:sz w:val="16"/>
+              </w:rPr>
+              <w:t>Geplanter Firmware-Release 4.8</w:t>
+            </w:r>
+          </w:p>
+        </w:tc>
+        <w:tc>
+          <w:tcPr>
+            <w:tcW w:type="dxa" w:w="2154"/>
+            <w:tcMar>
+              <w:top w:w="90" w:type="dxa"/>
+              <w:start w:w="90" w:type="dxa"/>
+              <w:bottom w:w="90" w:type="dxa"/>
+              <w:end w:w="90" w:type="dxa"/>
+            </w:tcMar>
+            <w:vAlign w:val="top"/>
+            <w:shd w:fill="F5F7F8"/>
+          </w:tcPr>
+          <w:p>
+            <w:pPr>
+              <w:spacing w:after="0"/>
+            </w:pPr>
+            <w:r>
+              <w:rPr>
+                <w:sz w:val="16"/>
+              </w:rPr>
+              <w:t>Engineering-Roadmap</w:t>
+            </w:r>
+          </w:p>
+        </w:tc>
+        <w:tc>
+          <w:tcPr>
+            <w:tcW w:type="dxa" w:w="2608"/>
+            <w:tcMar>
+              <w:top w:w="90" w:type="dxa"/>
+              <w:start w:w="90" w:type="dxa"/>
+              <w:bottom w:w="90" w:type="dxa"/>
+              <w:end w:w="90" w:type="dxa"/>
+            </w:tcMar>
+            <w:vAlign w:val="top"/>
+            <w:shd w:fill="F5F7F8"/>
+          </w:tcPr>
+          <w:p>
+            <w:pPr>
+              <w:spacing w:after="0"/>
+            </w:pPr>
+            <w:r>
+              <w:rPr>
+                <w:sz w:val="16"/>
+              </w:rPr>
+              <w:t>Neues Zertifikat und signierter Testbuild</w:t>
+            </w:r>
+          </w:p>
+        </w:tc>
+      </w:tr>
+      <w:tr>
+        <w:tc>
+          <w:tcPr>
+            <w:tcW w:type="dxa" w:w="1757"/>
+            <w:tcMar>
+              <w:top w:w="90" w:type="dxa"/>
+              <w:start w:w="90" w:type="dxa"/>
+              <w:bottom w:w="90" w:type="dxa"/>
+              <w:end w:w="90" w:type="dxa"/>
+            </w:tcMar>
+            <w:vAlign w:val="top"/>
+          </w:tcPr>
+          <w:p>
+            <w:pPr>
+              <w:spacing w:after="0"/>
+            </w:pPr>
+            <w:r>
+              <w:rPr>
+                <w:sz w:val="16"/>
+              </w:rPr>
+              <w:t>9. Juli 2026</w:t>
+            </w:r>
+          </w:p>
+        </w:tc>
+        <w:tc>
+          <w:tcPr>
+            <w:tcW w:type="dxa" w:w="2948"/>
+            <w:tcMar>
+              <w:top w:w="90" w:type="dxa"/>
+              <w:start w:w="90" w:type="dxa"/>
+              <w:bottom w:w="90" w:type="dxa"/>
+              <w:end w:w="90" w:type="dxa"/>
+            </w:tcMar>
+            <w:vAlign w:val="top"/>
+          </w:tcPr>
+          <w:p>
+            <w:pPr>
+              <w:spacing w:after="0"/>
+            </w:pPr>
+            <w:r>
+              <w:rPr>
+                <w:sz w:val="16"/>
+              </w:rPr>
+              <w:t>Ablauf des bisherigen Code-Signing-Zertifikats</w:t>
+            </w:r>
+          </w:p>
+        </w:tc>
+        <w:tc>
+          <w:tcPr>
+            <w:tcW w:type="dxa" w:w="2154"/>
+            <w:tcMar>
+              <w:top w:w="90" w:type="dxa"/>
+              <w:start w:w="90" w:type="dxa"/>
+              <w:bottom w:w="90" w:type="dxa"/>
+              <w:end w:w="90" w:type="dxa"/>
+            </w:tcMar>
+            <w:vAlign w:val="top"/>
+          </w:tcPr>
+          <w:p>
+            <w:pPr>
+              <w:spacing w:after="0"/>
+            </w:pPr>
+            <w:r>
+              <w:rPr>
+                <w:sz w:val="16"/>
+              </w:rPr>
+              <w:t>Zertifikatsinventar</w:t>
+            </w:r>
+          </w:p>
+        </w:tc>
+        <w:tc>
+          <w:tcPr>
+            <w:tcW w:type="dxa" w:w="2608"/>
+            <w:tcMar>
+              <w:top w:w="90" w:type="dxa"/>
+              <w:start w:w="90" w:type="dxa"/>
+              <w:bottom w:w="90" w:type="dxa"/>
+              <w:end w:w="90" w:type="dxa"/>
+            </w:tcMar>
+            <w:vAlign w:val="top"/>
+          </w:tcPr>
+          <w:p>
+            <w:pPr>
+              <w:spacing w:after="0"/>
+            </w:pPr>
+            <w:r>
+              <w:rPr>
+                <w:sz w:val="16"/>
+              </w:rPr>
+              <w:t>Rotation und Sperrkonzept</w:t>
+            </w:r>
+          </w:p>
+        </w:tc>
+      </w:tr>
+    </w:tbl>
+    <w:p>
+      <w:pPr>
+        <w:spacing w:after="20"/>
+      </w:pPr>
+    </w:p>
+    <w:p>
+      <w:pPr>
+        <w:pStyle w:val="Heading1"/>
+      </w:pPr>
+      <w:r>
+        <w:t>2. Fristen- und Wiedervorlagen</w:t>
+      </w:r>
+    </w:p>
+    <w:tbl>
+      <w:tblPr>
+        <w:tblStyle w:val="TableGrid"/>
+        <w:tblW w:type="auto" w:w="0"/>
+        <w:tblLayout w:type="fixed"/>
+        <w:tblLook w:firstColumn="1" w:firstRow="1" w:lastColumn="0" w:lastRow="0" w:noHBand="0" w:noVBand="1" w:val="04A0"/>
+      </w:tblPr>
+      <w:tblGrid>
+        <w:gridCol w:w="2948"/>
+        <w:gridCol w:w="1984"/>
+        <w:gridCol w:w="2268"/>
+        <w:gridCol w:w="3685"/>
+      </w:tblGrid>
+      <w:tr>
+        <w:tc>
+          <w:tcPr>
+            <w:tcW w:type="dxa" w:w="2395"/>
+            <w:shd w:fill="17324D"/>
+            <w:tcMar>
+              <w:top w:w="90" w:type="dxa"/>
+              <w:start w:w="90" w:type="dxa"/>
+              <w:bottom w:w="90" w:type="dxa"/>
+              <w:end w:w="90" w:type="dxa"/>
+            </w:tcMar>
+          </w:tcPr>
+          <w:p>
+            <w:r>
+              <w:rPr>
+                <w:b/>
+                <w:color w:val="FFFFFF"/>
+                <w:sz w:val="17"/>
+              </w:rPr>
+              <w:t>Kontrollpunkt</w:t>
+            </w:r>
+          </w:p>
+        </w:tc>
+        <w:tc>
+          <w:tcPr>
+            <w:tcW w:type="dxa" w:w="2395"/>
+            <w:shd w:fill="17324D"/>
+            <w:tcMar>
+              <w:top w:w="90" w:type="dxa"/>
+              <w:start w:w="90" w:type="dxa"/>
+              <w:bottom w:w="90" w:type="dxa"/>
+              <w:end w:w="90" w:type="dxa"/>
+            </w:tcMar>
+          </w:tcPr>
+          <w:p>
+            <w:r>
+              <w:rPr>
+                <w:b/>
+                <w:color w:val="FFFFFF"/>
+                <w:sz w:val="17"/>
+              </w:rPr>
+              <w:t>Arbeitsdatum</w:t>
+            </w:r>
+          </w:p>
+        </w:tc>
+        <w:tc>
+          <w:tcPr>
+            <w:tcW w:type="dxa" w:w="2395"/>
+            <w:shd w:fill="17324D"/>
+            <w:tcMar>
+              <w:top w:w="90" w:type="dxa"/>
+              <w:start w:w="90" w:type="dxa"/>
+              <w:bottom w:w="90" w:type="dxa"/>
+              <w:end w:w="90" w:type="dxa"/>
+            </w:tcMar>
+          </w:tcPr>
+          <w:p>
+            <w:r>
+              <w:rPr>
+                <w:b/>
+                <w:color w:val="FFFFFF"/>
+                <w:sz w:val="17"/>
+              </w:rPr>
+              <w:t>Verantwortlich</w:t>
+            </w:r>
+          </w:p>
+        </w:tc>
+        <w:tc>
+          <w:tcPr>
+            <w:tcW w:type="dxa" w:w="2395"/>
+            <w:shd w:fill="17324D"/>
+            <w:tcMar>
+              <w:top w:w="90" w:type="dxa"/>
+              <w:start w:w="90" w:type="dxa"/>
+              <w:bottom w:w="90" w:type="dxa"/>
+              <w:end w:w="90" w:type="dxa"/>
+            </w:tcMar>
+          </w:tcPr>
+          <w:p>
+            <w:r>
+              <w:rPr>
+                <w:b/>
+                <w:color w:val="FFFFFF"/>
+                <w:sz w:val="17"/>
+              </w:rPr>
+              <w:t>Erledigungsnachweis</w:t>
+            </w:r>
+          </w:p>
+        </w:tc>
+      </w:tr>
+      <w:tr>
+        <w:tc>
+          <w:tcPr>
+            <w:tcW w:type="dxa" w:w="2948"/>
+            <w:tcMar>
+              <w:top w:w="90" w:type="dxa"/>
+              <w:start w:w="90" w:type="dxa"/>
+              <w:bottom w:w="90" w:type="dxa"/>
+              <w:end w:w="90" w:type="dxa"/>
+            </w:tcMar>
+            <w:vAlign w:val="top"/>
+          </w:tcPr>
+          <w:p>
+            <w:pPr>
+              <w:spacing w:after="0"/>
+            </w:pPr>
+            <w:r>
+              <w:rPr>
+                <w:sz w:val="16"/>
+              </w:rPr>
+              <w:t>VPN-Logpaket vollständig</w:t>
+            </w:r>
+          </w:p>
+        </w:tc>
+        <w:tc>
+          <w:tcPr>
+            <w:tcW w:type="dxa" w:w="1984"/>
+            <w:tcMar>
+              <w:top w:w="90" w:type="dxa"/>
+              <w:start w:w="90" w:type="dxa"/>
+              <w:bottom w:w="90" w:type="dxa"/>
+              <w:end w:w="90" w:type="dxa"/>
+            </w:tcMar>
+            <w:vAlign w:val="top"/>
+          </w:tcPr>
+          <w:p>
+            <w:pPr>
+              <w:spacing w:after="0"/>
+            </w:pPr>
+            <w:r>
+              <w:rPr>
+                <w:sz w:val="16"/>
+              </w:rPr>
+              <w:t>4. Juni 2026</w:t>
+            </w:r>
+          </w:p>
+        </w:tc>
+        <w:tc>
+          <w:tcPr>
+            <w:tcW w:type="dxa" w:w="2268"/>
+            <w:tcMar>
+              <w:top w:w="90" w:type="dxa"/>
+              <w:start w:w="90" w:type="dxa"/>
+              <w:bottom w:w="90" w:type="dxa"/>
+              <w:end w:w="90" w:type="dxa"/>
+            </w:tcMar>
+            <w:vAlign w:val="top"/>
+          </w:tcPr>
+          <w:p>
+            <w:pPr>
+              <w:spacing w:after="0"/>
+            </w:pPr>
+            <w:r>
+              <w:rPr>
+                <w:sz w:val="16"/>
+              </w:rPr>
+              <w:t>SOC-Leitung</w:t>
+            </w:r>
+          </w:p>
+        </w:tc>
+        <w:tc>
+          <w:tcPr>
+            <w:tcW w:type="dxa" w:w="3685"/>
+            <w:tcMar>
+              <w:top w:w="90" w:type="dxa"/>
+              <w:start w:w="90" w:type="dxa"/>
+              <w:bottom w:w="90" w:type="dxa"/>
+              <w:end w:w="90" w:type="dxa"/>
+            </w:tcMar>
+            <w:vAlign w:val="top"/>
+          </w:tcPr>
+          <w:p>
+            <w:pPr>
+              <w:spacing w:after="0"/>
+            </w:pPr>
+            <w:r>
+              <w:rPr>
+                <w:sz w:val="16"/>
+              </w:rPr>
+              <w:t>Hashliste, SIEM-Export, Ticketverlauf</w:t>
+            </w:r>
+          </w:p>
+        </w:tc>
+      </w:tr>
+      <w:tr>
+        <w:tc>
+          <w:tcPr>
+            <w:tcW w:type="dxa" w:w="2948"/>
+            <w:tcMar>
+              <w:top w:w="90" w:type="dxa"/>
+              <w:start w:w="90" w:type="dxa"/>
+              <w:bottom w:w="90" w:type="dxa"/>
+              <w:end w:w="90" w:type="dxa"/>
+            </w:tcMar>
+            <w:vAlign w:val="top"/>
+            <w:shd w:fill="F5F7F8"/>
+          </w:tcPr>
+          <w:p>
+            <w:pPr>
+              <w:spacing w:after="0"/>
+            </w:pPr>
+            <w:r>
+              <w:rPr>
+                <w:sz w:val="16"/>
+              </w:rPr>
+              <w:t>Konzern- und Sektordaten bestätigt</w:t>
+            </w:r>
+          </w:p>
+        </w:tc>
+        <w:tc>
+          <w:tcPr>
+            <w:tcW w:type="dxa" w:w="1984"/>
+            <w:tcMar>
+              <w:top w:w="90" w:type="dxa"/>
+              <w:start w:w="90" w:type="dxa"/>
+              <w:bottom w:w="90" w:type="dxa"/>
+              <w:end w:w="90" w:type="dxa"/>
+            </w:tcMar>
+            <w:vAlign w:val="top"/>
+            <w:shd w:fill="F5F7F8"/>
+          </w:tcPr>
+          <w:p>
+            <w:pPr>
+              <w:spacing w:after="0"/>
+            </w:pPr>
+            <w:r>
+              <w:rPr>
+                <w:sz w:val="16"/>
+              </w:rPr>
+              <w:t>5. Juni 2026</w:t>
+            </w:r>
+          </w:p>
+        </w:tc>
+        <w:tc>
+          <w:tcPr>
+            <w:tcW w:type="dxa" w:w="2268"/>
+            <w:tcMar>
+              <w:top w:w="90" w:type="dxa"/>
+              <w:start w:w="90" w:type="dxa"/>
+              <w:bottom w:w="90" w:type="dxa"/>
+              <w:end w:w="90" w:type="dxa"/>
+            </w:tcMar>
+            <w:vAlign w:val="top"/>
+            <w:shd w:fill="F5F7F8"/>
+          </w:tcPr>
+          <w:p>
+            <w:pPr>
+              <w:spacing w:after="0"/>
+            </w:pPr>
+            <w:r>
+              <w:rPr>
+                <w:sz w:val="16"/>
+              </w:rPr>
+              <w:t>Finanzen / Recht</w:t>
+            </w:r>
+          </w:p>
+        </w:tc>
+        <w:tc>
+          <w:tcPr>
+            <w:tcW w:type="dxa" w:w="3685"/>
+            <w:tcMar>
+              <w:top w:w="90" w:type="dxa"/>
+              <w:start w:w="90" w:type="dxa"/>
+              <w:bottom w:w="90" w:type="dxa"/>
+              <w:end w:w="90" w:type="dxa"/>
+            </w:tcMar>
+            <w:vAlign w:val="top"/>
+            <w:shd w:fill="F5F7F8"/>
+          </w:tcPr>
+          <w:p>
+            <w:pPr>
+              <w:spacing w:after="0"/>
+            </w:pPr>
+            <w:r>
+              <w:rPr>
+                <w:sz w:val="16"/>
+              </w:rPr>
+              <w:t>Jahresabschluss, Organigramm, Dienstekatalog</w:t>
+            </w:r>
+          </w:p>
+        </w:tc>
+      </w:tr>
+      <w:tr>
+        <w:tc>
+          <w:tcPr>
+            <w:tcW w:type="dxa" w:w="2948"/>
+            <w:tcMar>
+              <w:top w:w="90" w:type="dxa"/>
+              <w:start w:w="90" w:type="dxa"/>
+              <w:bottom w:w="90" w:type="dxa"/>
+              <w:end w:w="90" w:type="dxa"/>
+            </w:tcMar>
+            <w:vAlign w:val="top"/>
+          </w:tcPr>
+          <w:p>
+            <w:pPr>
+              <w:spacing w:after="0"/>
+            </w:pPr>
+            <w:r>
+              <w:rPr>
+                <w:sz w:val="16"/>
+              </w:rPr>
+              <w:t>Slack-Konfiguration geprüft</w:t>
+            </w:r>
+          </w:p>
+        </w:tc>
+        <w:tc>
+          <w:tcPr>
+            <w:tcW w:type="dxa" w:w="1984"/>
+            <w:tcMar>
+              <w:top w:w="90" w:type="dxa"/>
+              <w:start w:w="90" w:type="dxa"/>
+              <w:bottom w:w="90" w:type="dxa"/>
+              <w:end w:w="90" w:type="dxa"/>
+            </w:tcMar>
+            <w:vAlign w:val="top"/>
+          </w:tcPr>
+          <w:p>
+            <w:pPr>
+              <w:spacing w:after="0"/>
+            </w:pPr>
+            <w:r>
+              <w:rPr>
+                <w:sz w:val="16"/>
+              </w:rPr>
+              <w:t>8. Juni 2026</w:t>
+            </w:r>
+          </w:p>
+        </w:tc>
+        <w:tc>
+          <w:tcPr>
+            <w:tcW w:type="dxa" w:w="2268"/>
+            <w:tcMar>
+              <w:top w:w="90" w:type="dxa"/>
+              <w:start w:w="90" w:type="dxa"/>
+              <w:bottom w:w="90" w:type="dxa"/>
+              <w:end w:w="90" w:type="dxa"/>
+            </w:tcMar>
+            <w:vAlign w:val="top"/>
+          </w:tcPr>
+          <w:p>
+            <w:pPr>
+              <w:spacing w:after="0"/>
+            </w:pPr>
+            <w:r>
+              <w:rPr>
+                <w:sz w:val="16"/>
+              </w:rPr>
+              <w:t>Collaboration-Team</w:t>
+            </w:r>
+          </w:p>
+        </w:tc>
+        <w:tc>
+          <w:tcPr>
+            <w:tcW w:type="dxa" w:w="3685"/>
+            <w:tcMar>
+              <w:top w:w="90" w:type="dxa"/>
+              <w:start w:w="90" w:type="dxa"/>
+              <w:bottom w:w="90" w:type="dxa"/>
+              <w:end w:w="90" w:type="dxa"/>
+            </w:tcMar>
+            <w:vAlign w:val="top"/>
+          </w:tcPr>
+          <w:p>
+            <w:pPr>
+              <w:spacing w:after="0"/>
+            </w:pPr>
+            <w:r>
+              <w:rPr>
+                <w:sz w:val="16"/>
+              </w:rPr>
+              <w:t>Adminexport und Abnahmeprotokoll</w:t>
+            </w:r>
+          </w:p>
+        </w:tc>
+      </w:tr>
+      <w:tr>
+        <w:tc>
+          <w:tcPr>
+            <w:tcW w:type="dxa" w:w="2948"/>
+            <w:tcMar>
+              <w:top w:w="90" w:type="dxa"/>
+              <w:start w:w="90" w:type="dxa"/>
+              <w:bottom w:w="90" w:type="dxa"/>
+              <w:end w:w="90" w:type="dxa"/>
+            </w:tcMar>
+            <w:vAlign w:val="top"/>
+            <w:shd w:fill="F5F7F8"/>
+          </w:tcPr>
+          <w:p>
+            <w:pPr>
+              <w:spacing w:after="0"/>
+            </w:pPr>
+            <w:r>
+              <w:rPr>
+                <w:sz w:val="16"/>
+              </w:rPr>
+              <w:t>AirTag-Inventar und Rollen</w:t>
+            </w:r>
+          </w:p>
+        </w:tc>
+        <w:tc>
+          <w:tcPr>
+            <w:tcW w:type="dxa" w:w="1984"/>
+            <w:tcMar>
+              <w:top w:w="90" w:type="dxa"/>
+              <w:start w:w="90" w:type="dxa"/>
+              <w:bottom w:w="90" w:type="dxa"/>
+              <w:end w:w="90" w:type="dxa"/>
+            </w:tcMar>
+            <w:vAlign w:val="top"/>
+            <w:shd w:fill="F5F7F8"/>
+          </w:tcPr>
+          <w:p>
+            <w:pPr>
+              <w:spacing w:after="0"/>
+            </w:pPr>
+            <w:r>
+              <w:rPr>
+                <w:sz w:val="16"/>
+              </w:rPr>
+              <w:t>8. Juni 2026</w:t>
+            </w:r>
+          </w:p>
+        </w:tc>
+        <w:tc>
+          <w:tcPr>
+            <w:tcW w:type="dxa" w:w="2268"/>
+            <w:tcMar>
+              <w:top w:w="90" w:type="dxa"/>
+              <w:start w:w="90" w:type="dxa"/>
+              <w:bottom w:w="90" w:type="dxa"/>
+              <w:end w:w="90" w:type="dxa"/>
+            </w:tcMar>
+            <w:vAlign w:val="top"/>
+            <w:shd w:fill="F5F7F8"/>
+          </w:tcPr>
+          <w:p>
+            <w:pPr>
+              <w:spacing w:after="0"/>
+            </w:pPr>
+            <w:r>
+              <w:rPr>
+                <w:sz w:val="16"/>
+              </w:rPr>
+              <w:t>Logistik / IT</w:t>
+            </w:r>
+          </w:p>
+        </w:tc>
+        <w:tc>
+          <w:tcPr>
+            <w:tcW w:type="dxa" w:w="3685"/>
+            <w:tcMar>
+              <w:top w:w="90" w:type="dxa"/>
+              <w:start w:w="90" w:type="dxa"/>
+              <w:bottom w:w="90" w:type="dxa"/>
+              <w:end w:w="90" w:type="dxa"/>
+            </w:tcMar>
+            <w:vAlign w:val="top"/>
+            <w:shd w:fill="F5F7F8"/>
+          </w:tcPr>
+          <w:p>
+            <w:pPr>
+              <w:spacing w:after="0"/>
+            </w:pPr>
+            <w:r>
+              <w:rPr>
+                <w:sz w:val="16"/>
+              </w:rPr>
+              <w:t>Geräteliste und Zugriffsreport</w:t>
+            </w:r>
+          </w:p>
+        </w:tc>
+      </w:tr>
+      <w:tr>
+        <w:tc>
+          <w:tcPr>
+            <w:tcW w:type="dxa" w:w="2948"/>
+            <w:tcMar>
+              <w:top w:w="90" w:type="dxa"/>
+              <w:start w:w="90" w:type="dxa"/>
+              <w:bottom w:w="90" w:type="dxa"/>
+              <w:end w:w="90" w:type="dxa"/>
+            </w:tcMar>
+            <w:vAlign w:val="top"/>
+          </w:tcPr>
+          <w:p>
+            <w:pPr>
+              <w:spacing w:after="0"/>
+            </w:pPr>
+            <w:r>
+              <w:rPr>
+                <w:sz w:val="16"/>
+              </w:rPr>
+              <w:t>Restore-Nachtest</w:t>
+            </w:r>
+          </w:p>
+        </w:tc>
+        <w:tc>
+          <w:tcPr>
+            <w:tcW w:type="dxa" w:w="1984"/>
+            <w:tcMar>
+              <w:top w:w="90" w:type="dxa"/>
+              <w:start w:w="90" w:type="dxa"/>
+              <w:bottom w:w="90" w:type="dxa"/>
+              <w:end w:w="90" w:type="dxa"/>
+            </w:tcMar>
+            <w:vAlign w:val="top"/>
+          </w:tcPr>
+          <w:p>
+            <w:pPr>
+              <w:spacing w:after="0"/>
+            </w:pPr>
+            <w:r>
+              <w:rPr>
+                <w:sz w:val="16"/>
+              </w:rPr>
+              <w:t>10. Juni 2026</w:t>
+            </w:r>
+          </w:p>
+        </w:tc>
+        <w:tc>
+          <w:tcPr>
+            <w:tcW w:type="dxa" w:w="2268"/>
+            <w:tcMar>
+              <w:top w:w="90" w:type="dxa"/>
+              <w:start w:w="90" w:type="dxa"/>
+              <w:bottom w:w="90" w:type="dxa"/>
+              <w:end w:w="90" w:type="dxa"/>
+            </w:tcMar>
+            <w:vAlign w:val="top"/>
+          </w:tcPr>
+          <w:p>
+            <w:pPr>
+              <w:spacing w:after="0"/>
+            </w:pPr>
+            <w:r>
+              <w:rPr>
+                <w:sz w:val="16"/>
+              </w:rPr>
+              <w:t>IT Operations</w:t>
+            </w:r>
+          </w:p>
+        </w:tc>
+        <w:tc>
+          <w:tcPr>
+            <w:tcW w:type="dxa" w:w="3685"/>
+            <w:tcMar>
+              <w:top w:w="90" w:type="dxa"/>
+              <w:start w:w="90" w:type="dxa"/>
+              <w:bottom w:w="90" w:type="dxa"/>
+              <w:end w:w="90" w:type="dxa"/>
+            </w:tcMar>
+            <w:vAlign w:val="top"/>
+          </w:tcPr>
+          <w:p>
+            <w:pPr>
+              <w:spacing w:after="0"/>
+            </w:pPr>
+            <w:r>
+              <w:rPr>
+                <w:sz w:val="16"/>
+              </w:rPr>
+              <w:t>Messwerte je System und Abbruchprotokoll</w:t>
+            </w:r>
+          </w:p>
+        </w:tc>
+      </w:tr>
+      <w:tr>
+        <w:tc>
+          <w:tcPr>
+            <w:tcW w:type="dxa" w:w="2948"/>
+            <w:tcMar>
+              <w:top w:w="90" w:type="dxa"/>
+              <w:start w:w="90" w:type="dxa"/>
+              <w:bottom w:w="90" w:type="dxa"/>
+              <w:end w:w="90" w:type="dxa"/>
+            </w:tcMar>
+            <w:vAlign w:val="top"/>
+            <w:shd w:fill="F5F7F8"/>
+          </w:tcPr>
+          <w:p>
+            <w:pPr>
+              <w:spacing w:after="0"/>
+            </w:pPr>
+            <w:r>
+              <w:rPr>
+                <w:sz w:val="16"/>
+              </w:rPr>
+              <w:t>Vorstandsvorlage</w:t>
+            </w:r>
+          </w:p>
+        </w:tc>
+        <w:tc>
+          <w:tcPr>
+            <w:tcW w:type="dxa" w:w="1984"/>
+            <w:tcMar>
+              <w:top w:w="90" w:type="dxa"/>
+              <w:start w:w="90" w:type="dxa"/>
+              <w:bottom w:w="90" w:type="dxa"/>
+              <w:end w:w="90" w:type="dxa"/>
+            </w:tcMar>
+            <w:vAlign w:val="top"/>
+            <w:shd w:fill="F5F7F8"/>
+          </w:tcPr>
+          <w:p>
+            <w:pPr>
+              <w:spacing w:after="0"/>
+            </w:pPr>
+            <w:r>
+              <w:rPr>
+                <w:sz w:val="16"/>
+              </w:rPr>
+              <w:t>11. Juni 2026, 12:00 Uhr</w:t>
+            </w:r>
+          </w:p>
+        </w:tc>
+        <w:tc>
+          <w:tcPr>
+            <w:tcW w:type="dxa" w:w="2268"/>
+            <w:tcMar>
+              <w:top w:w="90" w:type="dxa"/>
+              <w:start w:w="90" w:type="dxa"/>
+              <w:bottom w:w="90" w:type="dxa"/>
+              <w:end w:w="90" w:type="dxa"/>
+            </w:tcMar>
+            <w:vAlign w:val="top"/>
+            <w:shd w:fill="F5F7F8"/>
+          </w:tcPr>
+          <w:p>
+            <w:pPr>
+              <w:spacing w:after="0"/>
+            </w:pPr>
+            <w:r>
+              <w:rPr>
+                <w:sz w:val="16"/>
+              </w:rPr>
+              <w:t>CISO / Recht</w:t>
+            </w:r>
+          </w:p>
+        </w:tc>
+        <w:tc>
+          <w:tcPr>
+            <w:tcW w:type="dxa" w:w="3685"/>
+            <w:tcMar>
+              <w:top w:w="90" w:type="dxa"/>
+              <w:start w:w="90" w:type="dxa"/>
+              <w:bottom w:w="90" w:type="dxa"/>
+              <w:end w:w="90" w:type="dxa"/>
+            </w:tcMar>
+            <w:vAlign w:val="top"/>
+            <w:shd w:fill="F5F7F8"/>
+          </w:tcPr>
+          <w:p>
+            <w:pPr>
+              <w:spacing w:after="0"/>
+            </w:pPr>
+            <w:r>
+              <w:rPr>
+                <w:sz w:val="16"/>
+              </w:rPr>
+              <w:t>Version 1.0 mit Quellenanhang</w:t>
+            </w:r>
+          </w:p>
+        </w:tc>
+      </w:tr>
+      <w:tr>
+        <w:tc>
+          <w:tcPr>
+            <w:tcW w:type="dxa" w:w="2948"/>
+            <w:tcMar>
+              <w:top w:w="90" w:type="dxa"/>
+              <w:start w:w="90" w:type="dxa"/>
+              <w:bottom w:w="90" w:type="dxa"/>
+              <w:end w:w="90" w:type="dxa"/>
+            </w:tcMar>
+            <w:vAlign w:val="top"/>
+          </w:tcPr>
+          <w:p>
+            <w:pPr>
+              <w:spacing w:after="0"/>
+            </w:pPr>
+            <w:r>
+              <w:rPr>
+                <w:sz w:val="16"/>
+              </w:rPr>
+              <w:t>Firmware-Signierung</w:t>
+            </w:r>
+          </w:p>
+        </w:tc>
+        <w:tc>
+          <w:tcPr>
+            <w:tcW w:type="dxa" w:w="1984"/>
+            <w:tcMar>
+              <w:top w:w="90" w:type="dxa"/>
+              <w:start w:w="90" w:type="dxa"/>
+              <w:bottom w:w="90" w:type="dxa"/>
+              <w:end w:w="90" w:type="dxa"/>
+            </w:tcMar>
+            <w:vAlign w:val="top"/>
+          </w:tcPr>
+          <w:p>
+            <w:pPr>
+              <w:spacing w:after="0"/>
+            </w:pPr>
+            <w:r>
+              <w:rPr>
+                <w:sz w:val="16"/>
+              </w:rPr>
+              <w:t>16. Juni 2026</w:t>
+            </w:r>
+          </w:p>
+        </w:tc>
+        <w:tc>
+          <w:tcPr>
+            <w:tcW w:type="dxa" w:w="2268"/>
+            <w:tcMar>
+              <w:top w:w="90" w:type="dxa"/>
+              <w:start w:w="90" w:type="dxa"/>
+              <w:bottom w:w="90" w:type="dxa"/>
+              <w:end w:w="90" w:type="dxa"/>
+            </w:tcMar>
+            <w:vAlign w:val="top"/>
+          </w:tcPr>
+          <w:p>
+            <w:pPr>
+              <w:spacing w:after="0"/>
+            </w:pPr>
+            <w:r>
+              <w:rPr>
+                <w:sz w:val="16"/>
+              </w:rPr>
+              <w:t>Engineering</w:t>
+            </w:r>
+          </w:p>
+        </w:tc>
+        <w:tc>
+          <w:tcPr>
+            <w:tcW w:type="dxa" w:w="3685"/>
+            <w:tcMar>
+              <w:top w:w="90" w:type="dxa"/>
+              <w:start w:w="90" w:type="dxa"/>
+              <w:bottom w:w="90" w:type="dxa"/>
+              <w:end w:w="90" w:type="dxa"/>
+            </w:tcMar>
+            <w:vAlign w:val="top"/>
+          </w:tcPr>
+          <w:p>
+            <w:pPr>
+              <w:spacing w:after="0"/>
+            </w:pPr>
+            <w:r>
+              <w:rPr>
+                <w:sz w:val="16"/>
+              </w:rPr>
+              <w:t>Signierter Testbuild und Rollbackplan</w:t>
+            </w:r>
+          </w:p>
+        </w:tc>
+      </w:tr>
+    </w:tbl>
+    <w:p>
+      <w:pPr>
+        <w:spacing w:after="20"/>
+      </w:pPr>
+    </w:p>
+    <w:p>
+      <w:pPr>
+        <w:pStyle w:val="Heading1"/>
+      </w:pPr>
+      <w:r>
+        <w:t>3. Offene Abweichungen</w:t>
       </w:r>
     </w:p>
     <w:p>
       <w:pPr>
-        <w:pStyle w:val="ListBullet"/>
+        <w:widowControl/>
       </w:pPr>
       <w:r>
-        <w:t>04.02.2026: erster interner Hinweis auf Lücken und unklare Verantwortlichkeiten.</w:t>
+        <w:t>Die Assetliste zählt acht AirTags, die Betriebsratsmail spricht von acht Fahrzeugen. Tatsächlich sollen nach Auskunft der Logistik die Tags an Containern und nicht dauerhaft an Fahrzeugen befestigt sein. Seriennummern und Ausgabeprotokolle entscheiden über die Zuordnung.</w:t>
       </w:r>
     </w:p>
     <w:p>
       <w:pPr>
-        <w:pStyle w:val="ListBullet"/>
+        <w:widowControl/>
       </w:pPr>
       <w:r>
-        <w:t>18.03.2026: Fachbereich bittet um schnelle Freigabe, obwohl Legal noch keine Unterlagen gesehen hat.</w:t>
+        <w:t>Der interne Bericht nennt eine MFA-Abdeckung von 95 Prozent; das technische Exportblatt weist für Service- und Wartungskonten nur 70 Prozent aus. Zähler, Nenner und Ausnahmen sind zu dokumentieren.</w:t>
       </w:r>
     </w:p>
     <w:p>
       <w:pPr>
-        <w:pStyle w:val="ListBullet"/>
+        <w:widowControl/>
       </w:pPr>
       <w:r>
-        <w:t>29.04.2026: externe Partei fragt nach Nachweisen und Fristen.</w:t>
+        <w:t>Der Dienstleister bezeichnet den VPN-Zugang als für die SLA-Erfüllung erforderlich. Ein konkreter Wartungsauftrag für den Login am 7. Mai liegt bislang nicht vor.</w:t>
       </w:r>
     </w:p>
     <w:p>
       <w:pPr>
-        <w:pStyle w:val="ListBullet"/>
+        <w:keepLines/>
+        <w:spacing w:before="120"/>
       </w:pPr>
       <w:r>
-        <w:t>13.05.2026: Geschäftsleitung will eine entscheidungsfähige Vorlage bis Freitagmittag.</w:t>
-      </w:r>
-    </w:p>
-    <w:p>
-      <w:pPr>
-        <w:pStyle w:val="ListBullet"/>
-      </w:pPr>
-      <w:r>
-        <w:t>26.05.2026: mehrere neue Dateien kommen unsortiert per E-Mail und Chat.</w:t>
+        <w:rPr>
+          <w:b/>
+        </w:rPr>
+        <w:t>Lisa Wenstedt · Rechtsanwältin · Technische Gegenkontrolle durch Marlene Seifert, CISO</w:t>
       </w:r>
     </w:p>
     <w:sectPr>
+      <w:footerReference w:type="default" r:id="rId9"/>
+      <w:headerReference w:type="default" r:id="rId10"/>
       <w:pgSz w:w="11906" w:h="16838"/>
-      <w:pgMar w:top="1417" w:right="1417" w:bottom="1417" w:left="1417" w:header="720" w:footer="720" w:gutter="0"/>
+      <w:pgMar w:top="1247" w:right="1134" w:bottom="1020" w:left="1191" w:header="680" w:footer="567" w:gutter="0"/>
       <w:cols w:space="720"/>
       <w:docGrid w:linePitch="360"/>
     </w:sectPr>
   </w:body>
 </w:document>
+</file>
+
+<file path=word/footer1.xml><?xml version="1.0" encoding="utf-8"?>
+<w:ftr xmlns:m="http://schemas.openxmlformats.org/officeDocument/2006/math" xmlns:mc="http://schemas.openxmlformats.org/markup-compatibility/2006" xmlns:mo="http://schemas.microsoft.com/office/mac/office/2008/main" xmlns:mv="urn:schemas-microsoft-com:mac:vml" xmlns:o="urn:schemas-microsoft-com:office:office" xmlns:r="http://schemas.openxmlformats.org/officeDocument/2006/relationships" xmlns:v="urn:schemas-microsoft-com:vml" xmlns:w10="urn:schemas-microsoft-com:office:word" xmlns:w14="http://schemas.microsoft.com/office/word/2010/wordml" xmlns:w="http://schemas.openxmlformats.org/wordprocessingml/2006/main" xmlns:wne="http://schemas.microsoft.com/office/word/2006/wordml" xmlns:wp14="http://schemas.microsoft.com/office/word/2010/wordprocessingDrawing" xmlns:wp="http://schemas.openxmlformats.org/drawingml/2006/wordprocessingDrawing" xmlns:wpc="http://schemas.microsoft.com/office/word/2010/wordprocessingCanvas" xmlns:wpg="http://schemas.microsoft.com/office/word/2010/wordprocessingGroup" xmlns:wpi="http://schemas.microsoft.com/office/word/2010/wordprocessingInk" xmlns:wps="http://schemas.microsoft.com/office/word/2010/wordprocessingShape" mc:Ignorable="w14 wp14">
+  <w:p>
+    <w:pPr>
+      <w:tabs>
+        <w:tab w:pos="9071" w:val="right"/>
+      </w:tabs>
+      <w:jc w:val="left"/>
+    </w:pPr>
+    <w:r>
+      <w:rPr>
+        <w:rFonts w:ascii="Times New Roman" w:hAnsi="Times New Roman"/>
+        <w:color w:val="6B6B66"/>
+        <w:sz w:val="16"/>
+      </w:rPr>
+    </w:r>
+    <w:r>
+      <w:rPr>
+        <w:rFonts w:ascii="Times New Roman" w:hAnsi="Times New Roman"/>
+        <w:color w:val="6B6B66"/>
+        <w:sz w:val="16"/>
+      </w:rPr>
+      <w:t>Lahnwerke Maschinenbau AG</w:t>
+    </w:r>
+    <w:r>
+      <w:rPr>
+        <w:rFonts w:ascii="Times New Roman" w:hAnsi="Times New Roman"/>
+        <w:color w:val="6B6B66"/>
+        <w:sz w:val="16"/>
+      </w:rPr>
+      <w:tab/>
+      <w:t xml:space="preserve">Seite </w:t>
+    </w:r>
+    <w:r>
+      <w:rPr>
+        <w:rFonts w:ascii="Times New Roman" w:hAnsi="Times New Roman"/>
+        <w:color w:val="6B6B66"/>
+        <w:sz w:val="16"/>
+      </w:rPr>
+      <w:fldChar w:fldCharType="begin"/>
+      <w:instrText xml:space="preserve"> PAGE </w:instrText>
+      <w:fldChar w:fldCharType="end"/>
+    </w:r>
+  </w:p>
+</w:ftr>
+</file>
+
+<file path=word/header1.xml><?xml version="1.0" encoding="utf-8"?>
+<w:hdr xmlns:m="http://schemas.openxmlformats.org/officeDocument/2006/math" xmlns:mc="http://schemas.openxmlformats.org/markup-compatibility/2006" xmlns:mo="http://schemas.microsoft.com/office/mac/office/2008/main" xmlns:mv="urn:schemas-microsoft-com:mac:vml" xmlns:o="urn:schemas-microsoft-com:office:office" xmlns:r="http://schemas.openxmlformats.org/officeDocument/2006/relationships" xmlns:v="urn:schemas-microsoft-com:vml" xmlns:w10="urn:schemas-microsoft-com:office:word" xmlns:w14="http://schemas.microsoft.com/office/word/2010/wordml" xmlns:w="http://schemas.openxmlformats.org/wordprocessingml/2006/main" xmlns:wne="http://schemas.microsoft.com/office/word/2006/wordml" xmlns:wp14="http://schemas.microsoft.com/office/word/2010/wordprocessingDrawing" xmlns:wp="http://schemas.openxmlformats.org/drawingml/2006/wordprocessingDrawing" xmlns:wpc="http://schemas.microsoft.com/office/word/2010/wordprocessingCanvas" xmlns:wpg="http://schemas.microsoft.com/office/word/2010/wordprocessingGroup" xmlns:wpi="http://schemas.microsoft.com/office/word/2010/wordprocessingInk" xmlns:wps="http://schemas.microsoft.com/office/word/2010/wordprocessingShape" mc:Ignorable="w14 wp14">
+  <w:p>
+    <w:pPr>
+      <w:pStyle w:val="Header"/>
+      <w:jc w:val="left"/>
+    </w:pPr>
+    <w:r/>
+    <w:r>
+      <w:rPr>
+        <w:rFonts w:ascii="Times New Roman" w:hAnsi="Times New Roman"/>
+        <w:b/>
+        <w:color w:val="2C5230"/>
+        <w:sz w:val="24"/>
+      </w:rPr>
+      <w:t>Lahnwerke Maschinenbau AG</w:t>
+    </w:r>
+  </w:p>
+  <w:p>
+    <w:pPr>
+      <w:jc w:val="left"/>
+      <w:pBdr>
+        <w:bottom w:val="single" w:sz="6" w:space="2" w:color="2C5230"/>
+      </w:pBdr>
+    </w:pPr>
+    <w:r>
+      <w:rPr>
+        <w:rFonts w:ascii="Times New Roman" w:hAnsi="Times New Roman"/>
+        <w:color w:val="6B6B66"/>
+        <w:sz w:val="16"/>
+      </w:rPr>
+      <w:t>Unternehmen</w:t>
+    </w:r>
+  </w:p>
+</w:hdr>
 </file>
 
 <file path=word/numbering.xml><?xml version="1.0" encoding="utf-8"?>
@@ -426,9 +3126,13 @@
     <w:name w:val="Normal"/>
     <w:qFormat/>
     <w:rsid w:val="00FC693F"/>
+    <w:pPr>
+      <w:spacing w:after="100" w:line="269" w:lineRule="auto"/>
+    </w:pPr>
     <w:rPr>
-      <w:rFonts w:ascii="Times New Roman" w:hAnsi="Times New Roman"/>
-      <w:sz w:val="22"/>
+      <w:rFonts w:ascii="Arial" w:hAnsi="Arial"/>
+      <w:color w:val="20262B"/>
+      <w:sz w:val="20"/>
     </w:rPr>
   </w:style>
   <w:style w:type="paragraph" w:styleId="Header">
@@ -486,14 +3190,15 @@
     <w:pPr>
       <w:keepNext/>
       <w:keepLines/>
-      <w:spacing w:before="480" w:after="0"/>
+      <w:spacing w:before="200" w:after="100"/>
       <w:outlineLvl w:val="0"/>
     </w:pPr>
     <w:rPr>
-      <w:rFonts w:asciiTheme="majorHAnsi" w:eastAsiaTheme="majorEastAsia" w:hAnsiTheme="majorHAnsi" w:cstheme="majorBidi" w:ascii="Times New Roman" w:hAnsi="Times New Roman"/>
+      <w:rFonts w:asciiTheme="majorHAnsi" w:eastAsiaTheme="majorEastAsia" w:hAnsiTheme="majorHAnsi" w:cstheme="majorBidi" w:ascii="Arial" w:hAnsi="Arial"/>
       <w:b/>
       <w:bCs/>
-      <w:sz w:val="28"/>
+      <w:color w:val="17324D"/>
+      <w:sz w:val="26"/>
       <w:szCs w:val="28"/>
     </w:rPr>
   </w:style>
@@ -509,14 +3214,15 @@
     <w:pPr>
       <w:keepNext/>
       <w:keepLines/>
-      <w:spacing w:before="200" w:after="0"/>
+      <w:spacing w:before="200" w:after="100"/>
       <w:outlineLvl w:val="1"/>
     </w:pPr>
     <w:rPr>
-      <w:rFonts w:asciiTheme="majorHAnsi" w:eastAsiaTheme="majorEastAsia" w:hAnsiTheme="majorHAnsi" w:cstheme="majorBidi" w:ascii="Times New Roman" w:hAnsi="Times New Roman"/>
+      <w:rFonts w:asciiTheme="majorHAnsi" w:eastAsiaTheme="majorEastAsia" w:hAnsiTheme="majorHAnsi" w:cstheme="majorBidi" w:ascii="Arial" w:hAnsi="Arial"/>
       <w:b/>
       <w:bCs/>
-      <w:sz w:val="24"/>
+      <w:color w:val="2E668B"/>
+      <w:sz w:val="22"/>
       <w:szCs w:val="26"/>
     </w:rPr>
   </w:style>
@@ -536,10 +3242,10 @@
       <w:outlineLvl w:val="2"/>
     </w:pPr>
     <w:rPr>
-      <w:rFonts w:asciiTheme="majorHAnsi" w:eastAsiaTheme="majorEastAsia" w:hAnsiTheme="majorHAnsi" w:cstheme="majorBidi" w:ascii="Times New Roman" w:hAnsi="Times New Roman"/>
+      <w:rFonts w:asciiTheme="majorHAnsi" w:eastAsiaTheme="majorEastAsia" w:hAnsiTheme="majorHAnsi" w:cstheme="majorBidi"/>
       <w:b/>
       <w:bCs/>
-      <w:sz w:val="22"/>
+      <w:color w:val="4F81BD" w:themeColor="accent1"/>
     </w:rPr>
   </w:style>
   <w:style w:type="paragraph" w:styleId="Heading4">
@@ -770,18 +3476,20 @@
     <w:qFormat/>
     <w:rsid w:val="00FC693F"/>
     <w:pPr>
+      <w:keepNext/>
       <w:pBdr>
         <w:bottom w:val="single" w:sz="8" w:space="4" w:color="4F81BD" w:themeColor="accent1"/>
       </w:pBdr>
-      <w:spacing w:after="300" w:line="240" w:lineRule="auto"/>
+      <w:spacing w:after="100" w:line="240" w:lineRule="auto" w:before="200"/>
       <w:contextualSpacing/>
     </w:pPr>
     <w:rPr>
-      <w:rFonts w:asciiTheme="majorHAnsi" w:eastAsiaTheme="majorEastAsia" w:hAnsiTheme="majorHAnsi" w:cstheme="majorBidi"/>
-      <w:color w:val="17365D" w:themeColor="text2" w:themeShade="BF"/>
+      <w:rFonts w:asciiTheme="majorHAnsi" w:eastAsiaTheme="majorEastAsia" w:hAnsiTheme="majorHAnsi" w:cstheme="majorBidi" w:ascii="Arial" w:hAnsi="Arial"/>
+      <w:b/>
+      <w:color w:val="17324D"/>
       <w:spacing w:val="5"/>
       <w:kern w:val="28"/>
-      <w:sz w:val="52"/>
+      <w:sz w:val="36"/>
       <w:szCs w:val="52"/>
     </w:rPr>
   </w:style>
